--- a/KHBD_Tin_học/Lớp_5/Tuần_09/De_on_tap_DGDK1_Tin_hoc_Lop_5.docx
+++ b/KHBD_Tin_học/Lớp_5/Tuần_09/De_on_tap_DGDK1_Tin_hoc_Lop_5.docx
@@ -1532,6 +1532,7 @@
     </w:p>
     <w:p>
       <w:pPr>
+        <w:keepNext/>
         <w:spacing w:before="80" w:after="40" w:line="276" w:lineRule="auto"/>
         <w:jc w:val="left"/>
       </w:pPr>
@@ -1548,38 +1549,74 @@
     </w:p>
     <w:p>
       <w:pPr>
-        <w:spacing w:before="0" w:after="20" w:line="276" w:lineRule="auto"/>
-        <w:jc w:val="left"/>
-      </w:pPr>
-      <w:r>
-        <w:rPr>
-          <w:rFonts w:ascii="Times New Roman" w:hAnsi="Times New Roman"/>
-          <w:b w:val="0"/>
-          <w:i w:val="0"/>
-          <w:sz w:val="24"/>
-          <w:rFonts w:ascii="Times New Roman" w:hAnsi="Times New Roman" w:cs="Times New Roman"/>
-        </w:rPr>
-        <w:t xml:space="preserve">    A. Chỉ chơi game         B. Soạn bài, tìm kiếm tài liệu, làm bài trình chiếu</w:t>
-      </w:r>
-    </w:p>
-    <w:p>
-      <w:pPr>
-        <w:spacing w:before="0" w:after="40" w:line="276" w:lineRule="auto"/>
-        <w:jc w:val="left"/>
-      </w:pPr>
-      <w:r>
-        <w:rPr>
-          <w:rFonts w:ascii="Times New Roman" w:hAnsi="Times New Roman"/>
-          <w:b w:val="0"/>
-          <w:i w:val="0"/>
-          <w:sz w:val="24"/>
-          <w:rFonts w:ascii="Times New Roman" w:hAnsi="Times New Roman" w:cs="Times New Roman"/>
-        </w:rPr>
-        <w:t xml:space="preserve">    C. Chỉ xem phim         D. Chỉ nghe nhạc</w:t>
-      </w:r>
-    </w:p>
-    <w:p>
-      <w:pPr>
+        <w:keepNext/>
+        <w:spacing w:before="0" w:after="20" w:line="276" w:lineRule="auto"/>
+        <w:ind w:left="360"/>
+      </w:pPr>
+      <w:r>
+        <w:rPr>
+          <w:rFonts w:ascii="Times New Roman" w:hAnsi="Times New Roman"/>
+          <w:b w:val="0"/>
+          <w:i w:val="0"/>
+          <w:sz w:val="24"/>
+          <w:rFonts w:ascii="Times New Roman" w:hAnsi="Times New Roman" w:cs="Times New Roman"/>
+        </w:rPr>
+        <w:t>A. Chỉ chơi game</w:t>
+      </w:r>
+    </w:p>
+    <w:p>
+      <w:pPr>
+        <w:keepNext/>
+        <w:spacing w:before="0" w:after="20" w:line="276" w:lineRule="auto"/>
+        <w:ind w:left="360"/>
+      </w:pPr>
+      <w:r>
+        <w:rPr>
+          <w:rFonts w:ascii="Times New Roman" w:hAnsi="Times New Roman"/>
+          <w:b w:val="0"/>
+          <w:i w:val="0"/>
+          <w:sz w:val="24"/>
+          <w:rFonts w:ascii="Times New Roman" w:hAnsi="Times New Roman" w:cs="Times New Roman"/>
+        </w:rPr>
+        <w:t>B. Soạn bài, tìm kiếm tài liệu, làm bài trình chiếu</w:t>
+      </w:r>
+    </w:p>
+    <w:p>
+      <w:pPr>
+        <w:keepNext/>
+        <w:spacing w:before="0" w:after="20" w:line="276" w:lineRule="auto"/>
+        <w:ind w:left="360"/>
+      </w:pPr>
+      <w:r>
+        <w:rPr>
+          <w:rFonts w:ascii="Times New Roman" w:hAnsi="Times New Roman"/>
+          <w:b w:val="0"/>
+          <w:i w:val="0"/>
+          <w:sz w:val="24"/>
+          <w:rFonts w:ascii="Times New Roman" w:hAnsi="Times New Roman" w:cs="Times New Roman"/>
+        </w:rPr>
+        <w:t>C. Chỉ xem phim</w:t>
+      </w:r>
+    </w:p>
+    <w:p>
+      <w:pPr>
+        <w:spacing w:before="0" w:after="50" w:line="276" w:lineRule="auto"/>
+        <w:ind w:left="360"/>
+      </w:pPr>
+      <w:r>
+        <w:rPr>
+          <w:rFonts w:ascii="Times New Roman" w:hAnsi="Times New Roman"/>
+          <w:b w:val="0"/>
+          <w:i w:val="0"/>
+          <w:sz w:val="24"/>
+          <w:rFonts w:ascii="Times New Roman" w:hAnsi="Times New Roman" w:cs="Times New Roman"/>
+        </w:rPr>
+        <w:t>D. Chỉ nghe nhạc</w:t>
+      </w:r>
+    </w:p>
+    <w:p>
+      <w:pPr>
+        <w:keepNext/>
         <w:spacing w:before="80" w:after="40" w:line="276" w:lineRule="auto"/>
         <w:jc w:val="left"/>
       </w:pPr>
@@ -1596,38 +1633,52 @@
     </w:p>
     <w:p>
       <w:pPr>
-        <w:spacing w:before="0" w:after="20" w:line="276" w:lineRule="auto"/>
-        <w:jc w:val="left"/>
-      </w:pPr>
-      <w:r>
-        <w:rPr>
-          <w:rFonts w:ascii="Times New Roman" w:hAnsi="Times New Roman"/>
-          <w:b w:val="0"/>
-          <w:i w:val="0"/>
-          <w:sz w:val="24"/>
-          <w:rFonts w:ascii="Times New Roman" w:hAnsi="Times New Roman" w:cs="Times New Roman"/>
-        </w:rPr>
-        <w:t xml:space="preserve">    A. Paint         B. Microsoft Word</w:t>
-      </w:r>
-    </w:p>
-    <w:p>
-      <w:pPr>
-        <w:spacing w:before="0" w:after="40" w:line="276" w:lineRule="auto"/>
-        <w:jc w:val="left"/>
-      </w:pPr>
-      <w:r>
-        <w:rPr>
-          <w:rFonts w:ascii="Times New Roman" w:hAnsi="Times New Roman"/>
-          <w:b w:val="0"/>
-          <w:i w:val="0"/>
-          <w:sz w:val="24"/>
-          <w:rFonts w:ascii="Times New Roman" w:hAnsi="Times New Roman" w:cs="Times New Roman"/>
-        </w:rPr>
-        <w:t xml:space="preserve">    C. Calculator         D. Notepad chỉ gõ được text thuần</w:t>
-      </w:r>
-    </w:p>
-    <w:p>
-      <w:pPr>
+        <w:keepNext/>
+        <w:tabs>
+          <w:tab w:pos="360" w:val="left"/>
+          <w:tab w:pos="5112" w:val="left"/>
+        </w:tabs>
+        <w:spacing w:before="0" w:after="20" w:line="276" w:lineRule="auto"/>
+      </w:pPr>
+      <w:r>
+        <w:rPr>
+          <w:rFonts w:ascii="Times New Roman" w:hAnsi="Times New Roman"/>
+          <w:b w:val="0"/>
+          <w:i w:val="0"/>
+          <w:sz w:val="24"/>
+          <w:rFonts w:ascii="Times New Roman" w:hAnsi="Times New Roman" w:cs="Times New Roman"/>
+        </w:rPr>
+        <w:tab/>
+        <w:t>A. Paint</w:t>
+        <w:tab/>
+        <w:t>B. Microsoft Word</w:t>
+      </w:r>
+    </w:p>
+    <w:p>
+      <w:pPr>
+        <w:tabs>
+          <w:tab w:pos="360" w:val="left"/>
+          <w:tab w:pos="5112" w:val="left"/>
+        </w:tabs>
+        <w:spacing w:before="0" w:after="50" w:line="276" w:lineRule="auto"/>
+      </w:pPr>
+      <w:r>
+        <w:rPr>
+          <w:rFonts w:ascii="Times New Roman" w:hAnsi="Times New Roman"/>
+          <w:b w:val="0"/>
+          <w:i w:val="0"/>
+          <w:sz w:val="24"/>
+          <w:rFonts w:ascii="Times New Roman" w:hAnsi="Times New Roman" w:cs="Times New Roman"/>
+        </w:rPr>
+        <w:tab/>
+        <w:t>C. Calculator</w:t>
+        <w:tab/>
+        <w:t>D. Notepad chỉ gõ được text thuần</w:t>
+      </w:r>
+    </w:p>
+    <w:p>
+      <w:pPr>
+        <w:keepNext/>
         <w:spacing w:before="80" w:after="40" w:line="276" w:lineRule="auto"/>
         <w:jc w:val="left"/>
       </w:pPr>
@@ -1644,38 +1695,52 @@
     </w:p>
     <w:p>
       <w:pPr>
-        <w:spacing w:before="0" w:after="20" w:line="276" w:lineRule="auto"/>
-        <w:jc w:val="left"/>
-      </w:pPr>
-      <w:r>
-        <w:rPr>
-          <w:rFonts w:ascii="Times New Roman" w:hAnsi="Times New Roman"/>
-          <w:b w:val="0"/>
-          <w:i w:val="0"/>
-          <w:sz w:val="24"/>
-          <w:rFonts w:ascii="Times New Roman" w:hAnsi="Times New Roman" w:cs="Times New Roman"/>
-        </w:rPr>
-        <w:t xml:space="preserve">    A. Thư tay         B. Email, chat, video call</w:t>
-      </w:r>
-    </w:p>
-    <w:p>
-      <w:pPr>
-        <w:spacing w:before="0" w:after="40" w:line="276" w:lineRule="auto"/>
-        <w:jc w:val="left"/>
-      </w:pPr>
-      <w:r>
-        <w:rPr>
-          <w:rFonts w:ascii="Times New Roman" w:hAnsi="Times New Roman"/>
-          <w:b w:val="0"/>
-          <w:i w:val="0"/>
-          <w:sz w:val="24"/>
-          <w:rFonts w:ascii="Times New Roman" w:hAnsi="Times New Roman" w:cs="Times New Roman"/>
-        </w:rPr>
-        <w:t xml:space="preserve">    C. Chỉ gọi điện thoại bàn         D. Chỉ viết thư</w:t>
-      </w:r>
-    </w:p>
-    <w:p>
-      <w:pPr>
+        <w:keepNext/>
+        <w:tabs>
+          <w:tab w:pos="360" w:val="left"/>
+          <w:tab w:pos="5112" w:val="left"/>
+        </w:tabs>
+        <w:spacing w:before="0" w:after="20" w:line="276" w:lineRule="auto"/>
+      </w:pPr>
+      <w:r>
+        <w:rPr>
+          <w:rFonts w:ascii="Times New Roman" w:hAnsi="Times New Roman"/>
+          <w:b w:val="0"/>
+          <w:i w:val="0"/>
+          <w:sz w:val="24"/>
+          <w:rFonts w:ascii="Times New Roman" w:hAnsi="Times New Roman" w:cs="Times New Roman"/>
+        </w:rPr>
+        <w:tab/>
+        <w:t>A. Thư tay</w:t>
+        <w:tab/>
+        <w:t>B. Email, chat, video call</w:t>
+      </w:r>
+    </w:p>
+    <w:p>
+      <w:pPr>
+        <w:tabs>
+          <w:tab w:pos="360" w:val="left"/>
+          <w:tab w:pos="5112" w:val="left"/>
+        </w:tabs>
+        <w:spacing w:before="0" w:after="50" w:line="276" w:lineRule="auto"/>
+      </w:pPr>
+      <w:r>
+        <w:rPr>
+          <w:rFonts w:ascii="Times New Roman" w:hAnsi="Times New Roman"/>
+          <w:b w:val="0"/>
+          <w:i w:val="0"/>
+          <w:sz w:val="24"/>
+          <w:rFonts w:ascii="Times New Roman" w:hAnsi="Times New Roman" w:cs="Times New Roman"/>
+        </w:rPr>
+        <w:tab/>
+        <w:t>C. Chỉ gọi điện thoại bàn</w:t>
+        <w:tab/>
+        <w:t>D. Chỉ viết thư</w:t>
+      </w:r>
+    </w:p>
+    <w:p>
+      <w:pPr>
+        <w:keepNext/>
         <w:spacing w:before="80" w:after="40" w:line="276" w:lineRule="auto"/>
         <w:jc w:val="left"/>
       </w:pPr>
@@ -1692,38 +1757,52 @@
     </w:p>
     <w:p>
       <w:pPr>
-        <w:spacing w:before="0" w:after="20" w:line="276" w:lineRule="auto"/>
-        <w:jc w:val="left"/>
-      </w:pPr>
-      <w:r>
-        <w:rPr>
-          <w:rFonts w:ascii="Times New Roman" w:hAnsi="Times New Roman"/>
-          <w:b w:val="0"/>
-          <w:i w:val="0"/>
-          <w:sz w:val="24"/>
-          <w:rFonts w:ascii="Times New Roman" w:hAnsi="Times New Roman" w:cs="Times New Roman"/>
-        </w:rPr>
-        <w:t xml:space="preserve">    A. Microsoft Excel         B. Microsoft PowerPoint</w:t>
-      </w:r>
-    </w:p>
-    <w:p>
-      <w:pPr>
-        <w:spacing w:before="0" w:after="40" w:line="276" w:lineRule="auto"/>
-        <w:jc w:val="left"/>
-      </w:pPr>
-      <w:r>
-        <w:rPr>
-          <w:rFonts w:ascii="Times New Roman" w:hAnsi="Times New Roman"/>
-          <w:b w:val="0"/>
-          <w:i w:val="0"/>
-          <w:sz w:val="24"/>
-          <w:rFonts w:ascii="Times New Roman" w:hAnsi="Times New Roman" w:cs="Times New Roman"/>
-        </w:rPr>
-        <w:t xml:space="preserve">    C. Microsoft Access         D. Paint</w:t>
-      </w:r>
-    </w:p>
-    <w:p>
-      <w:pPr>
+        <w:keepNext/>
+        <w:tabs>
+          <w:tab w:pos="360" w:val="left"/>
+          <w:tab w:pos="5112" w:val="left"/>
+        </w:tabs>
+        <w:spacing w:before="0" w:after="20" w:line="276" w:lineRule="auto"/>
+      </w:pPr>
+      <w:r>
+        <w:rPr>
+          <w:rFonts w:ascii="Times New Roman" w:hAnsi="Times New Roman"/>
+          <w:b w:val="0"/>
+          <w:i w:val="0"/>
+          <w:sz w:val="24"/>
+          <w:rFonts w:ascii="Times New Roman" w:hAnsi="Times New Roman" w:cs="Times New Roman"/>
+        </w:rPr>
+        <w:tab/>
+        <w:t>A. Microsoft Excel</w:t>
+        <w:tab/>
+        <w:t>B. Microsoft PowerPoint</w:t>
+      </w:r>
+    </w:p>
+    <w:p>
+      <w:pPr>
+        <w:tabs>
+          <w:tab w:pos="360" w:val="left"/>
+          <w:tab w:pos="5112" w:val="left"/>
+        </w:tabs>
+        <w:spacing w:before="0" w:after="50" w:line="276" w:lineRule="auto"/>
+      </w:pPr>
+      <w:r>
+        <w:rPr>
+          <w:rFonts w:ascii="Times New Roman" w:hAnsi="Times New Roman"/>
+          <w:b w:val="0"/>
+          <w:i w:val="0"/>
+          <w:sz w:val="24"/>
+          <w:rFonts w:ascii="Times New Roman" w:hAnsi="Times New Roman" w:cs="Times New Roman"/>
+        </w:rPr>
+        <w:tab/>
+        <w:t>C. Microsoft Access</w:t>
+        <w:tab/>
+        <w:t>D. Paint</w:t>
+      </w:r>
+    </w:p>
+    <w:p>
+      <w:pPr>
+        <w:keepNext/>
         <w:spacing w:before="80" w:after="40" w:line="276" w:lineRule="auto"/>
         <w:jc w:val="left"/>
       </w:pPr>
@@ -1740,38 +1819,74 @@
     </w:p>
     <w:p>
       <w:pPr>
-        <w:spacing w:before="0" w:after="20" w:line="276" w:lineRule="auto"/>
-        <w:jc w:val="left"/>
-      </w:pPr>
-      <w:r>
-        <w:rPr>
-          <w:rFonts w:ascii="Times New Roman" w:hAnsi="Times New Roman"/>
-          <w:b w:val="0"/>
-          <w:i w:val="0"/>
-          <w:sz w:val="24"/>
-          <w:rFonts w:ascii="Times New Roman" w:hAnsi="Times New Roman" w:cs="Times New Roman"/>
-        </w:rPr>
-        <w:t xml:space="preserve">    A. Chỉ chơi game         B. Chụp X-quang, lưu trữ hồ sơ bệnh nhân, hỗ trợ phẫu thuật</w:t>
-      </w:r>
-    </w:p>
-    <w:p>
-      <w:pPr>
-        <w:spacing w:before="0" w:after="40" w:line="276" w:lineRule="auto"/>
-        <w:jc w:val="left"/>
-      </w:pPr>
-      <w:r>
-        <w:rPr>
-          <w:rFonts w:ascii="Times New Roman" w:hAnsi="Times New Roman"/>
-          <w:b w:val="0"/>
-          <w:i w:val="0"/>
-          <w:sz w:val="24"/>
-          <w:rFonts w:ascii="Times New Roman" w:hAnsi="Times New Roman" w:cs="Times New Roman"/>
-        </w:rPr>
-        <w:t xml:space="preserve">    C. Chỉ gõ văn bản         D. Chỉ nghe nhạc</w:t>
-      </w:r>
-    </w:p>
-    <w:p>
-      <w:pPr>
+        <w:keepNext/>
+        <w:spacing w:before="0" w:after="20" w:line="276" w:lineRule="auto"/>
+        <w:ind w:left="360"/>
+      </w:pPr>
+      <w:r>
+        <w:rPr>
+          <w:rFonts w:ascii="Times New Roman" w:hAnsi="Times New Roman"/>
+          <w:b w:val="0"/>
+          <w:i w:val="0"/>
+          <w:sz w:val="24"/>
+          <w:rFonts w:ascii="Times New Roman" w:hAnsi="Times New Roman" w:cs="Times New Roman"/>
+        </w:rPr>
+        <w:t>A. Chỉ chơi game</w:t>
+      </w:r>
+    </w:p>
+    <w:p>
+      <w:pPr>
+        <w:keepNext/>
+        <w:spacing w:before="0" w:after="20" w:line="276" w:lineRule="auto"/>
+        <w:ind w:left="360"/>
+      </w:pPr>
+      <w:r>
+        <w:rPr>
+          <w:rFonts w:ascii="Times New Roman" w:hAnsi="Times New Roman"/>
+          <w:b w:val="0"/>
+          <w:i w:val="0"/>
+          <w:sz w:val="24"/>
+          <w:rFonts w:ascii="Times New Roman" w:hAnsi="Times New Roman" w:cs="Times New Roman"/>
+        </w:rPr>
+        <w:t>B. Chụp X-quang, lưu trữ hồ sơ bệnh nhân, hỗ trợ phẫu thuật</w:t>
+      </w:r>
+    </w:p>
+    <w:p>
+      <w:pPr>
+        <w:keepNext/>
+        <w:spacing w:before="0" w:after="20" w:line="276" w:lineRule="auto"/>
+        <w:ind w:left="360"/>
+      </w:pPr>
+      <w:r>
+        <w:rPr>
+          <w:rFonts w:ascii="Times New Roman" w:hAnsi="Times New Roman"/>
+          <w:b w:val="0"/>
+          <w:i w:val="0"/>
+          <w:sz w:val="24"/>
+          <w:rFonts w:ascii="Times New Roman" w:hAnsi="Times New Roman" w:cs="Times New Roman"/>
+        </w:rPr>
+        <w:t>C. Chỉ gõ văn bản</w:t>
+      </w:r>
+    </w:p>
+    <w:p>
+      <w:pPr>
+        <w:spacing w:before="0" w:after="50" w:line="276" w:lineRule="auto"/>
+        <w:ind w:left="360"/>
+      </w:pPr>
+      <w:r>
+        <w:rPr>
+          <w:rFonts w:ascii="Times New Roman" w:hAnsi="Times New Roman"/>
+          <w:b w:val="0"/>
+          <w:i w:val="0"/>
+          <w:sz w:val="24"/>
+          <w:rFonts w:ascii="Times New Roman" w:hAnsi="Times New Roman" w:cs="Times New Roman"/>
+        </w:rPr>
+        <w:t>D. Chỉ nghe nhạc</w:t>
+      </w:r>
+    </w:p>
+    <w:p>
+      <w:pPr>
+        <w:keepNext/>
         <w:spacing w:before="80" w:after="40" w:line="276" w:lineRule="auto"/>
         <w:jc w:val="left"/>
       </w:pPr>
@@ -1788,38 +1903,74 @@
     </w:p>
     <w:p>
       <w:pPr>
-        <w:spacing w:before="0" w:after="20" w:line="276" w:lineRule="auto"/>
-        <w:jc w:val="left"/>
-      </w:pPr>
-      <w:r>
-        <w:rPr>
-          <w:rFonts w:ascii="Times New Roman" w:hAnsi="Times New Roman"/>
-          <w:b w:val="0"/>
-          <w:i w:val="0"/>
-          <w:sz w:val="24"/>
-          <w:rFonts w:ascii="Times New Roman" w:hAnsi="Times New Roman" w:cs="Times New Roman"/>
-        </w:rPr>
-        <w:t xml:space="preserve">    A. Có, máy tính làm được mọi thứ         B. Không, máy tính là công cụ hỗ trợ, con người vẫn cần sáng tạo và ra quyết định</w:t>
-      </w:r>
-    </w:p>
-    <w:p>
-      <w:pPr>
-        <w:spacing w:before="0" w:after="40" w:line="276" w:lineRule="auto"/>
-        <w:jc w:val="left"/>
-      </w:pPr>
-      <w:r>
-        <w:rPr>
-          <w:rFonts w:ascii="Times New Roman" w:hAnsi="Times New Roman"/>
-          <w:b w:val="0"/>
-          <w:i w:val="0"/>
-          <w:sz w:val="24"/>
-          <w:rFonts w:ascii="Times New Roman" w:hAnsi="Times New Roman" w:cs="Times New Roman"/>
-        </w:rPr>
-        <w:t xml:space="preserve">    C. Có, nếu là máy tính đời mới         D. Máy tính không giúp ích gì</w:t>
-      </w:r>
-    </w:p>
-    <w:p>
-      <w:pPr>
+        <w:keepNext/>
+        <w:spacing w:before="0" w:after="20" w:line="276" w:lineRule="auto"/>
+        <w:ind w:left="360"/>
+      </w:pPr>
+      <w:r>
+        <w:rPr>
+          <w:rFonts w:ascii="Times New Roman" w:hAnsi="Times New Roman"/>
+          <w:b w:val="0"/>
+          <w:i w:val="0"/>
+          <w:sz w:val="24"/>
+          <w:rFonts w:ascii="Times New Roman" w:hAnsi="Times New Roman" w:cs="Times New Roman"/>
+        </w:rPr>
+        <w:t>A. Có, máy tính làm được mọi thứ</w:t>
+      </w:r>
+    </w:p>
+    <w:p>
+      <w:pPr>
+        <w:keepNext/>
+        <w:spacing w:before="0" w:after="20" w:line="276" w:lineRule="auto"/>
+        <w:ind w:left="360"/>
+      </w:pPr>
+      <w:r>
+        <w:rPr>
+          <w:rFonts w:ascii="Times New Roman" w:hAnsi="Times New Roman"/>
+          <w:b w:val="0"/>
+          <w:i w:val="0"/>
+          <w:sz w:val="24"/>
+          <w:rFonts w:ascii="Times New Roman" w:hAnsi="Times New Roman" w:cs="Times New Roman"/>
+        </w:rPr>
+        <w:t>B. Không, máy tính là công cụ hỗ trợ, con người vẫn cần sáng tạo và ra quyết định</w:t>
+      </w:r>
+    </w:p>
+    <w:p>
+      <w:pPr>
+        <w:keepNext/>
+        <w:spacing w:before="0" w:after="20" w:line="276" w:lineRule="auto"/>
+        <w:ind w:left="360"/>
+      </w:pPr>
+      <w:r>
+        <w:rPr>
+          <w:rFonts w:ascii="Times New Roman" w:hAnsi="Times New Roman"/>
+          <w:b w:val="0"/>
+          <w:i w:val="0"/>
+          <w:sz w:val="24"/>
+          <w:rFonts w:ascii="Times New Roman" w:hAnsi="Times New Roman" w:cs="Times New Roman"/>
+        </w:rPr>
+        <w:t>C. Có, nếu là máy tính đời mới</w:t>
+      </w:r>
+    </w:p>
+    <w:p>
+      <w:pPr>
+        <w:spacing w:before="0" w:after="50" w:line="276" w:lineRule="auto"/>
+        <w:ind w:left="360"/>
+      </w:pPr>
+      <w:r>
+        <w:rPr>
+          <w:rFonts w:ascii="Times New Roman" w:hAnsi="Times New Roman"/>
+          <w:b w:val="0"/>
+          <w:i w:val="0"/>
+          <w:sz w:val="24"/>
+          <w:rFonts w:ascii="Times New Roman" w:hAnsi="Times New Roman" w:cs="Times New Roman"/>
+        </w:rPr>
+        <w:t>D. Máy tính không giúp ích gì</w:t>
+      </w:r>
+    </w:p>
+    <w:p>
+      <w:pPr>
+        <w:keepNext/>
         <w:spacing w:before="80" w:after="40" w:line="276" w:lineRule="auto"/>
         <w:jc w:val="left"/>
       </w:pPr>
@@ -1836,38 +1987,52 @@
     </w:p>
     <w:p>
       <w:pPr>
-        <w:spacing w:before="0" w:after="20" w:line="276" w:lineRule="auto"/>
-        <w:jc w:val="left"/>
-      </w:pPr>
-      <w:r>
-        <w:rPr>
-          <w:rFonts w:ascii="Times New Roman" w:hAnsi="Times New Roman"/>
-          <w:b w:val="0"/>
-          <w:i w:val="0"/>
-          <w:sz w:val="24"/>
-          <w:rFonts w:ascii="Times New Roman" w:hAnsi="Times New Roman" w:cs="Times New Roman"/>
-        </w:rPr>
-        <w:t xml:space="preserve">    A. Word         B. Paint / Canva</w:t>
-      </w:r>
-    </w:p>
-    <w:p>
-      <w:pPr>
-        <w:spacing w:before="0" w:after="40" w:line="276" w:lineRule="auto"/>
-        <w:jc w:val="left"/>
-      </w:pPr>
-      <w:r>
-        <w:rPr>
-          <w:rFonts w:ascii="Times New Roman" w:hAnsi="Times New Roman"/>
-          <w:b w:val="0"/>
-          <w:i w:val="0"/>
-          <w:sz w:val="24"/>
-          <w:rFonts w:ascii="Times New Roman" w:hAnsi="Times New Roman" w:cs="Times New Roman"/>
-        </w:rPr>
-        <w:t xml:space="preserve">    C. Excel         D. Chrome</w:t>
-      </w:r>
-    </w:p>
-    <w:p>
-      <w:pPr>
+        <w:keepNext/>
+        <w:tabs>
+          <w:tab w:pos="360" w:val="left"/>
+          <w:tab w:pos="5112" w:val="left"/>
+        </w:tabs>
+        <w:spacing w:before="0" w:after="20" w:line="276" w:lineRule="auto"/>
+      </w:pPr>
+      <w:r>
+        <w:rPr>
+          <w:rFonts w:ascii="Times New Roman" w:hAnsi="Times New Roman"/>
+          <w:b w:val="0"/>
+          <w:i w:val="0"/>
+          <w:sz w:val="24"/>
+          <w:rFonts w:ascii="Times New Roman" w:hAnsi="Times New Roman" w:cs="Times New Roman"/>
+        </w:rPr>
+        <w:tab/>
+        <w:t>A. Word</w:t>
+        <w:tab/>
+        <w:t>B. Paint / Canva</w:t>
+      </w:r>
+    </w:p>
+    <w:p>
+      <w:pPr>
+        <w:tabs>
+          <w:tab w:pos="360" w:val="left"/>
+          <w:tab w:pos="5112" w:val="left"/>
+        </w:tabs>
+        <w:spacing w:before="0" w:after="50" w:line="276" w:lineRule="auto"/>
+      </w:pPr>
+      <w:r>
+        <w:rPr>
+          <w:rFonts w:ascii="Times New Roman" w:hAnsi="Times New Roman"/>
+          <w:b w:val="0"/>
+          <w:i w:val="0"/>
+          <w:sz w:val="24"/>
+          <w:rFonts w:ascii="Times New Roman" w:hAnsi="Times New Roman" w:cs="Times New Roman"/>
+        </w:rPr>
+        <w:tab/>
+        <w:t>C. Excel</w:t>
+        <w:tab/>
+        <w:t>D. Chrome</w:t>
+      </w:r>
+    </w:p>
+    <w:p>
+      <w:pPr>
+        <w:keepNext/>
         <w:spacing w:before="80" w:after="40" w:line="276" w:lineRule="auto"/>
         <w:jc w:val="left"/>
       </w:pPr>
@@ -1884,38 +2049,74 @@
     </w:p>
     <w:p>
       <w:pPr>
-        <w:spacing w:before="0" w:after="20" w:line="276" w:lineRule="auto"/>
-        <w:jc w:val="left"/>
-      </w:pPr>
-      <w:r>
-        <w:rPr>
-          <w:rFonts w:ascii="Times New Roman" w:hAnsi="Times New Roman"/>
-          <w:b w:val="0"/>
-          <w:i w:val="0"/>
-          <w:sz w:val="24"/>
-          <w:rFonts w:ascii="Times New Roman" w:hAnsi="Times New Roman" w:cs="Times New Roman"/>
-        </w:rPr>
-        <w:t xml:space="preserve">    A. Chỉ tải game         B. Tìm kiếm thông tin, học trực tuyến, giao tiếp</w:t>
-      </w:r>
-    </w:p>
-    <w:p>
-      <w:pPr>
-        <w:spacing w:before="0" w:after="40" w:line="276" w:lineRule="auto"/>
-        <w:jc w:val="left"/>
-      </w:pPr>
-      <w:r>
-        <w:rPr>
-          <w:rFonts w:ascii="Times New Roman" w:hAnsi="Times New Roman"/>
-          <w:b w:val="0"/>
-          <w:i w:val="0"/>
-          <w:sz w:val="24"/>
-          <w:rFonts w:ascii="Times New Roman" w:hAnsi="Times New Roman" w:cs="Times New Roman"/>
-        </w:rPr>
-        <w:t xml:space="preserve">    C. Chỉ xem quảng cáo         D. Chỉ đọc truyện</w:t>
-      </w:r>
-    </w:p>
-    <w:p>
-      <w:pPr>
+        <w:keepNext/>
+        <w:spacing w:before="0" w:after="20" w:line="276" w:lineRule="auto"/>
+        <w:ind w:left="360"/>
+      </w:pPr>
+      <w:r>
+        <w:rPr>
+          <w:rFonts w:ascii="Times New Roman" w:hAnsi="Times New Roman"/>
+          <w:b w:val="0"/>
+          <w:i w:val="0"/>
+          <w:sz w:val="24"/>
+          <w:rFonts w:ascii="Times New Roman" w:hAnsi="Times New Roman" w:cs="Times New Roman"/>
+        </w:rPr>
+        <w:t>A. Chỉ tải game</w:t>
+      </w:r>
+    </w:p>
+    <w:p>
+      <w:pPr>
+        <w:keepNext/>
+        <w:spacing w:before="0" w:after="20" w:line="276" w:lineRule="auto"/>
+        <w:ind w:left="360"/>
+      </w:pPr>
+      <w:r>
+        <w:rPr>
+          <w:rFonts w:ascii="Times New Roman" w:hAnsi="Times New Roman"/>
+          <w:b w:val="0"/>
+          <w:i w:val="0"/>
+          <w:sz w:val="24"/>
+          <w:rFonts w:ascii="Times New Roman" w:hAnsi="Times New Roman" w:cs="Times New Roman"/>
+        </w:rPr>
+        <w:t>B. Tìm kiếm thông tin, học trực tuyến, giao tiếp</w:t>
+      </w:r>
+    </w:p>
+    <w:p>
+      <w:pPr>
+        <w:keepNext/>
+        <w:spacing w:before="0" w:after="20" w:line="276" w:lineRule="auto"/>
+        <w:ind w:left="360"/>
+      </w:pPr>
+      <w:r>
+        <w:rPr>
+          <w:rFonts w:ascii="Times New Roman" w:hAnsi="Times New Roman"/>
+          <w:b w:val="0"/>
+          <w:i w:val="0"/>
+          <w:sz w:val="24"/>
+          <w:rFonts w:ascii="Times New Roman" w:hAnsi="Times New Roman" w:cs="Times New Roman"/>
+        </w:rPr>
+        <w:t>C. Chỉ xem quảng cáo</w:t>
+      </w:r>
+    </w:p>
+    <w:p>
+      <w:pPr>
+        <w:spacing w:before="0" w:after="50" w:line="276" w:lineRule="auto"/>
+        <w:ind w:left="360"/>
+      </w:pPr>
+      <w:r>
+        <w:rPr>
+          <w:rFonts w:ascii="Times New Roman" w:hAnsi="Times New Roman"/>
+          <w:b w:val="0"/>
+          <w:i w:val="0"/>
+          <w:sz w:val="24"/>
+          <w:rFonts w:ascii="Times New Roman" w:hAnsi="Times New Roman" w:cs="Times New Roman"/>
+        </w:rPr>
+        <w:t>D. Chỉ đọc truyện</w:t>
+      </w:r>
+    </w:p>
+    <w:p>
+      <w:pPr>
+        <w:keepNext/>
         <w:spacing w:before="80" w:after="40" w:line="276" w:lineRule="auto"/>
         <w:jc w:val="left"/>
       </w:pPr>
@@ -1932,38 +2133,52 @@
     </w:p>
     <w:p>
       <w:pPr>
-        <w:spacing w:before="0" w:after="20" w:line="276" w:lineRule="auto"/>
-        <w:jc w:val="left"/>
-      </w:pPr>
-      <w:r>
-        <w:rPr>
-          <w:rFonts w:ascii="Times New Roman" w:hAnsi="Times New Roman"/>
-          <w:b w:val="0"/>
-          <w:i w:val="0"/>
-          <w:sz w:val="24"/>
-          <w:rFonts w:ascii="Times New Roman" w:hAnsi="Times New Roman" w:cs="Times New Roman"/>
-        </w:rPr>
-        <w:t xml:space="preserve">    A. Paint         B. Word hoặc Google Docs</w:t>
-      </w:r>
-    </w:p>
-    <w:p>
-      <w:pPr>
-        <w:spacing w:before="0" w:after="40" w:line="276" w:lineRule="auto"/>
-        <w:jc w:val="left"/>
-      </w:pPr>
-      <w:r>
-        <w:rPr>
-          <w:rFonts w:ascii="Times New Roman" w:hAnsi="Times New Roman"/>
-          <w:b w:val="0"/>
-          <w:i w:val="0"/>
-          <w:sz w:val="24"/>
-          <w:rFonts w:ascii="Times New Roman" w:hAnsi="Times New Roman" w:cs="Times New Roman"/>
-        </w:rPr>
-        <w:t xml:space="preserve">    C. Calculator         D. Camera</w:t>
-      </w:r>
-    </w:p>
-    <w:p>
-      <w:pPr>
+        <w:keepNext/>
+        <w:tabs>
+          <w:tab w:pos="360" w:val="left"/>
+          <w:tab w:pos="5112" w:val="left"/>
+        </w:tabs>
+        <w:spacing w:before="0" w:after="20" w:line="276" w:lineRule="auto"/>
+      </w:pPr>
+      <w:r>
+        <w:rPr>
+          <w:rFonts w:ascii="Times New Roman" w:hAnsi="Times New Roman"/>
+          <w:b w:val="0"/>
+          <w:i w:val="0"/>
+          <w:sz w:val="24"/>
+          <w:rFonts w:ascii="Times New Roman" w:hAnsi="Times New Roman" w:cs="Times New Roman"/>
+        </w:rPr>
+        <w:tab/>
+        <w:t>A. Paint</w:t>
+        <w:tab/>
+        <w:t>B. Word hoặc Google Docs</w:t>
+      </w:r>
+    </w:p>
+    <w:p>
+      <w:pPr>
+        <w:tabs>
+          <w:tab w:pos="360" w:val="left"/>
+          <w:tab w:pos="5112" w:val="left"/>
+        </w:tabs>
+        <w:spacing w:before="0" w:after="50" w:line="276" w:lineRule="auto"/>
+      </w:pPr>
+      <w:r>
+        <w:rPr>
+          <w:rFonts w:ascii="Times New Roman" w:hAnsi="Times New Roman"/>
+          <w:b w:val="0"/>
+          <w:i w:val="0"/>
+          <w:sz w:val="24"/>
+          <w:rFonts w:ascii="Times New Roman" w:hAnsi="Times New Roman" w:cs="Times New Roman"/>
+        </w:rPr>
+        <w:tab/>
+        <w:t>C. Calculator</w:t>
+        <w:tab/>
+        <w:t>D. Camera</w:t>
+      </w:r>
+    </w:p>
+    <w:p>
+      <w:pPr>
+        <w:keepNext/>
         <w:spacing w:before="80" w:after="40" w:line="276" w:lineRule="auto"/>
         <w:jc w:val="left"/>
       </w:pPr>
@@ -1980,38 +2195,74 @@
     </w:p>
     <w:p>
       <w:pPr>
-        <w:spacing w:before="0" w:after="20" w:line="276" w:lineRule="auto"/>
-        <w:jc w:val="left"/>
-      </w:pPr>
-      <w:r>
-        <w:rPr>
-          <w:rFonts w:ascii="Times New Roman" w:hAnsi="Times New Roman"/>
-          <w:b w:val="0"/>
-          <w:i w:val="0"/>
-          <w:sz w:val="24"/>
-          <w:rFonts w:ascii="Times New Roman" w:hAnsi="Times New Roman" w:cs="Times New Roman"/>
-        </w:rPr>
-        <w:t xml:space="preserve">    A. Lưu dữ liệu trên mây thật         B. Lưu dữ liệu trên máy chủ Internet, truy cập từ mọi nơi</w:t>
-      </w:r>
-    </w:p>
-    <w:p>
-      <w:pPr>
-        <w:spacing w:before="0" w:after="40" w:line="276" w:lineRule="auto"/>
-        <w:jc w:val="left"/>
-      </w:pPr>
-      <w:r>
-        <w:rPr>
-          <w:rFonts w:ascii="Times New Roman" w:hAnsi="Times New Roman"/>
-          <w:b w:val="0"/>
-          <w:i w:val="0"/>
-          <w:sz w:val="24"/>
-          <w:rFonts w:ascii="Times New Roman" w:hAnsi="Times New Roman" w:cs="Times New Roman"/>
-        </w:rPr>
-        <w:t xml:space="preserve">    C. Lưu dữ liệu trên USB         D. Lưu dữ liệu trên giấy</w:t>
-      </w:r>
-    </w:p>
-    <w:p>
-      <w:pPr>
+        <w:keepNext/>
+        <w:spacing w:before="0" w:after="20" w:line="276" w:lineRule="auto"/>
+        <w:ind w:left="360"/>
+      </w:pPr>
+      <w:r>
+        <w:rPr>
+          <w:rFonts w:ascii="Times New Roman" w:hAnsi="Times New Roman"/>
+          <w:b w:val="0"/>
+          <w:i w:val="0"/>
+          <w:sz w:val="24"/>
+          <w:rFonts w:ascii="Times New Roman" w:hAnsi="Times New Roman" w:cs="Times New Roman"/>
+        </w:rPr>
+        <w:t>A. Lưu dữ liệu trên mây thật</w:t>
+      </w:r>
+    </w:p>
+    <w:p>
+      <w:pPr>
+        <w:keepNext/>
+        <w:spacing w:before="0" w:after="20" w:line="276" w:lineRule="auto"/>
+        <w:ind w:left="360"/>
+      </w:pPr>
+      <w:r>
+        <w:rPr>
+          <w:rFonts w:ascii="Times New Roman" w:hAnsi="Times New Roman"/>
+          <w:b w:val="0"/>
+          <w:i w:val="0"/>
+          <w:sz w:val="24"/>
+          <w:rFonts w:ascii="Times New Roman" w:hAnsi="Times New Roman" w:cs="Times New Roman"/>
+        </w:rPr>
+        <w:t>B. Lưu dữ liệu trên máy chủ Internet, truy cập từ mọi nơi</w:t>
+      </w:r>
+    </w:p>
+    <w:p>
+      <w:pPr>
+        <w:keepNext/>
+        <w:spacing w:before="0" w:after="20" w:line="276" w:lineRule="auto"/>
+        <w:ind w:left="360"/>
+      </w:pPr>
+      <w:r>
+        <w:rPr>
+          <w:rFonts w:ascii="Times New Roman" w:hAnsi="Times New Roman"/>
+          <w:b w:val="0"/>
+          <w:i w:val="0"/>
+          <w:sz w:val="24"/>
+          <w:rFonts w:ascii="Times New Roman" w:hAnsi="Times New Roman" w:cs="Times New Roman"/>
+        </w:rPr>
+        <w:t>C. Lưu dữ liệu trên USB</w:t>
+      </w:r>
+    </w:p>
+    <w:p>
+      <w:pPr>
+        <w:spacing w:before="0" w:after="50" w:line="276" w:lineRule="auto"/>
+        <w:ind w:left="360"/>
+      </w:pPr>
+      <w:r>
+        <w:rPr>
+          <w:rFonts w:ascii="Times New Roman" w:hAnsi="Times New Roman"/>
+          <w:b w:val="0"/>
+          <w:i w:val="0"/>
+          <w:sz w:val="24"/>
+          <w:rFonts w:ascii="Times New Roman" w:hAnsi="Times New Roman" w:cs="Times New Roman"/>
+        </w:rPr>
+        <w:t>D. Lưu dữ liệu trên giấy</w:t>
+      </w:r>
+    </w:p>
+    <w:p>
+      <w:pPr>
+        <w:keepNext/>
         <w:spacing w:before="80" w:after="40" w:line="276" w:lineRule="auto"/>
         <w:jc w:val="left"/>
       </w:pPr>
@@ -2028,38 +2279,52 @@
     </w:p>
     <w:p>
       <w:pPr>
-        <w:spacing w:before="0" w:after="20" w:line="276" w:lineRule="auto"/>
-        <w:jc w:val="left"/>
-      </w:pPr>
-      <w:r>
-        <w:rPr>
-          <w:rFonts w:ascii="Times New Roman" w:hAnsi="Times New Roman"/>
-          <w:b w:val="0"/>
-          <w:i w:val="0"/>
-          <w:sz w:val="24"/>
-          <w:rFonts w:ascii="Times New Roman" w:hAnsi="Times New Roman" w:cs="Times New Roman"/>
-        </w:rPr>
-        <w:t xml:space="preserve">    A. Máy in         B. Công cụ tìm kiếm (Google, Bing)</w:t>
-      </w:r>
-    </w:p>
-    <w:p>
-      <w:pPr>
-        <w:spacing w:before="0" w:after="40" w:line="276" w:lineRule="auto"/>
-        <w:jc w:val="left"/>
-      </w:pPr>
-      <w:r>
-        <w:rPr>
-          <w:rFonts w:ascii="Times New Roman" w:hAnsi="Times New Roman"/>
-          <w:b w:val="0"/>
-          <w:i w:val="0"/>
-          <w:sz w:val="24"/>
-          <w:rFonts w:ascii="Times New Roman" w:hAnsi="Times New Roman" w:cs="Times New Roman"/>
-        </w:rPr>
-        <w:t xml:space="preserve">    C. Máy quét         D. Loa</w:t>
-      </w:r>
-    </w:p>
-    <w:p>
-      <w:pPr>
+        <w:keepNext/>
+        <w:tabs>
+          <w:tab w:pos="360" w:val="left"/>
+          <w:tab w:pos="5112" w:val="left"/>
+        </w:tabs>
+        <w:spacing w:before="0" w:after="20" w:line="276" w:lineRule="auto"/>
+      </w:pPr>
+      <w:r>
+        <w:rPr>
+          <w:rFonts w:ascii="Times New Roman" w:hAnsi="Times New Roman"/>
+          <w:b w:val="0"/>
+          <w:i w:val="0"/>
+          <w:sz w:val="24"/>
+          <w:rFonts w:ascii="Times New Roman" w:hAnsi="Times New Roman" w:cs="Times New Roman"/>
+        </w:rPr>
+        <w:tab/>
+        <w:t>A. Máy in</w:t>
+        <w:tab/>
+        <w:t>B. Công cụ tìm kiếm (Google, Bing)</w:t>
+      </w:r>
+    </w:p>
+    <w:p>
+      <w:pPr>
+        <w:tabs>
+          <w:tab w:pos="360" w:val="left"/>
+          <w:tab w:pos="5112" w:val="left"/>
+        </w:tabs>
+        <w:spacing w:before="0" w:after="50" w:line="276" w:lineRule="auto"/>
+      </w:pPr>
+      <w:r>
+        <w:rPr>
+          <w:rFonts w:ascii="Times New Roman" w:hAnsi="Times New Roman"/>
+          <w:b w:val="0"/>
+          <w:i w:val="0"/>
+          <w:sz w:val="24"/>
+          <w:rFonts w:ascii="Times New Roman" w:hAnsi="Times New Roman" w:cs="Times New Roman"/>
+        </w:rPr>
+        <w:tab/>
+        <w:t>C. Máy quét</w:t>
+        <w:tab/>
+        <w:t>D. Loa</w:t>
+      </w:r>
+    </w:p>
+    <w:p>
+      <w:pPr>
+        <w:keepNext/>
         <w:spacing w:before="80" w:after="40" w:line="276" w:lineRule="auto"/>
         <w:jc w:val="left"/>
       </w:pPr>
@@ -2076,38 +2341,74 @@
     </w:p>
     <w:p>
       <w:pPr>
-        <w:spacing w:before="0" w:after="20" w:line="276" w:lineRule="auto"/>
-        <w:jc w:val="left"/>
-      </w:pPr>
-      <w:r>
-        <w:rPr>
-          <w:rFonts w:ascii="Times New Roman" w:hAnsi="Times New Roman"/>
-          <w:b w:val="0"/>
-          <w:i w:val="0"/>
-          <w:sz w:val="24"/>
-          <w:rFonts w:ascii="Times New Roman" w:hAnsi="Times New Roman" w:cs="Times New Roman"/>
-        </w:rPr>
-        <w:t xml:space="preserve">    A. Càng dài càng tốt         B. Ngắn gọn, chính xác, liên quan đến nội dung cần tìm</w:t>
-      </w:r>
-    </w:p>
-    <w:p>
-      <w:pPr>
-        <w:spacing w:before="0" w:after="40" w:line="276" w:lineRule="auto"/>
-        <w:jc w:val="left"/>
-      </w:pPr>
-      <w:r>
-        <w:rPr>
-          <w:rFonts w:ascii="Times New Roman" w:hAnsi="Times New Roman"/>
-          <w:b w:val="0"/>
-          <w:i w:val="0"/>
-          <w:sz w:val="24"/>
-          <w:rFonts w:ascii="Times New Roman" w:hAnsi="Times New Roman" w:cs="Times New Roman"/>
-        </w:rPr>
-        <w:t xml:space="preserve">    C. Viết bằng tiếng nước ngoài         D. Gõ ngẫu nhiên</w:t>
-      </w:r>
-    </w:p>
-    <w:p>
-      <w:pPr>
+        <w:keepNext/>
+        <w:spacing w:before="0" w:after="20" w:line="276" w:lineRule="auto"/>
+        <w:ind w:left="360"/>
+      </w:pPr>
+      <w:r>
+        <w:rPr>
+          <w:rFonts w:ascii="Times New Roman" w:hAnsi="Times New Roman"/>
+          <w:b w:val="0"/>
+          <w:i w:val="0"/>
+          <w:sz w:val="24"/>
+          <w:rFonts w:ascii="Times New Roman" w:hAnsi="Times New Roman" w:cs="Times New Roman"/>
+        </w:rPr>
+        <w:t>A. Càng dài càng tốt</w:t>
+      </w:r>
+    </w:p>
+    <w:p>
+      <w:pPr>
+        <w:keepNext/>
+        <w:spacing w:before="0" w:after="20" w:line="276" w:lineRule="auto"/>
+        <w:ind w:left="360"/>
+      </w:pPr>
+      <w:r>
+        <w:rPr>
+          <w:rFonts w:ascii="Times New Roman" w:hAnsi="Times New Roman"/>
+          <w:b w:val="0"/>
+          <w:i w:val="0"/>
+          <w:sz w:val="24"/>
+          <w:rFonts w:ascii="Times New Roman" w:hAnsi="Times New Roman" w:cs="Times New Roman"/>
+        </w:rPr>
+        <w:t>B. Ngắn gọn, chính xác, liên quan đến nội dung cần tìm</w:t>
+      </w:r>
+    </w:p>
+    <w:p>
+      <w:pPr>
+        <w:keepNext/>
+        <w:spacing w:before="0" w:after="20" w:line="276" w:lineRule="auto"/>
+        <w:ind w:left="360"/>
+      </w:pPr>
+      <w:r>
+        <w:rPr>
+          <w:rFonts w:ascii="Times New Roman" w:hAnsi="Times New Roman"/>
+          <w:b w:val="0"/>
+          <w:i w:val="0"/>
+          <w:sz w:val="24"/>
+          <w:rFonts w:ascii="Times New Roman" w:hAnsi="Times New Roman" w:cs="Times New Roman"/>
+        </w:rPr>
+        <w:t>C. Viết bằng tiếng nước ngoài</w:t>
+      </w:r>
+    </w:p>
+    <w:p>
+      <w:pPr>
+        <w:spacing w:before="0" w:after="50" w:line="276" w:lineRule="auto"/>
+        <w:ind w:left="360"/>
+      </w:pPr>
+      <w:r>
+        <w:rPr>
+          <w:rFonts w:ascii="Times New Roman" w:hAnsi="Times New Roman"/>
+          <w:b w:val="0"/>
+          <w:i w:val="0"/>
+          <w:sz w:val="24"/>
+          <w:rFonts w:ascii="Times New Roman" w:hAnsi="Times New Roman" w:cs="Times New Roman"/>
+        </w:rPr>
+        <w:t>D. Gõ ngẫu nhiên</w:t>
+      </w:r>
+    </w:p>
+    <w:p>
+      <w:pPr>
+        <w:keepNext/>
         <w:spacing w:before="80" w:after="40" w:line="276" w:lineRule="auto"/>
         <w:jc w:val="left"/>
       </w:pPr>
@@ -2124,38 +2425,74 @@
     </w:p>
     <w:p>
       <w:pPr>
-        <w:spacing w:before="0" w:after="20" w:line="276" w:lineRule="auto"/>
-        <w:jc w:val="left"/>
-      </w:pPr>
-      <w:r>
-        <w:rPr>
-          <w:rFonts w:ascii="Times New Roman" w:hAnsi="Times New Roman"/>
-          <w:b w:val="0"/>
-          <w:i w:val="0"/>
-          <w:sz w:val="24"/>
-          <w:rFonts w:ascii="Times New Roman" w:hAnsi="Times New Roman" w:cs="Times New Roman"/>
-        </w:rPr>
-        <w:t xml:space="preserve">    A. Bài đăng ẩn danh trên mạng xã hội         B. Trang .edu, .gov, báo chính thống, Wikipedia</w:t>
-      </w:r>
-    </w:p>
-    <w:p>
-      <w:pPr>
-        <w:spacing w:before="0" w:after="40" w:line="276" w:lineRule="auto"/>
-        <w:jc w:val="left"/>
-      </w:pPr>
-      <w:r>
-        <w:rPr>
-          <w:rFonts w:ascii="Times New Roman" w:hAnsi="Times New Roman"/>
-          <w:b w:val="0"/>
-          <w:i w:val="0"/>
-          <w:sz w:val="24"/>
-          <w:rFonts w:ascii="Times New Roman" w:hAnsi="Times New Roman" w:cs="Times New Roman"/>
-        </w:rPr>
-        <w:t xml:space="preserve">    C. Video quảng cáo sản phẩm         D. Tin nhắn chuyển tiếp trên Zalo</w:t>
-      </w:r>
-    </w:p>
-    <w:p>
-      <w:pPr>
+        <w:keepNext/>
+        <w:spacing w:before="0" w:after="20" w:line="276" w:lineRule="auto"/>
+        <w:ind w:left="360"/>
+      </w:pPr>
+      <w:r>
+        <w:rPr>
+          <w:rFonts w:ascii="Times New Roman" w:hAnsi="Times New Roman"/>
+          <w:b w:val="0"/>
+          <w:i w:val="0"/>
+          <w:sz w:val="24"/>
+          <w:rFonts w:ascii="Times New Roman" w:hAnsi="Times New Roman" w:cs="Times New Roman"/>
+        </w:rPr>
+        <w:t>A. Bài đăng ẩn danh trên mạng xã hội</w:t>
+      </w:r>
+    </w:p>
+    <w:p>
+      <w:pPr>
+        <w:keepNext/>
+        <w:spacing w:before="0" w:after="20" w:line="276" w:lineRule="auto"/>
+        <w:ind w:left="360"/>
+      </w:pPr>
+      <w:r>
+        <w:rPr>
+          <w:rFonts w:ascii="Times New Roman" w:hAnsi="Times New Roman"/>
+          <w:b w:val="0"/>
+          <w:i w:val="0"/>
+          <w:sz w:val="24"/>
+          <w:rFonts w:ascii="Times New Roman" w:hAnsi="Times New Roman" w:cs="Times New Roman"/>
+        </w:rPr>
+        <w:t>B. Trang .edu, .gov, báo chính thống, Wikipedia</w:t>
+      </w:r>
+    </w:p>
+    <w:p>
+      <w:pPr>
+        <w:keepNext/>
+        <w:spacing w:before="0" w:after="20" w:line="276" w:lineRule="auto"/>
+        <w:ind w:left="360"/>
+      </w:pPr>
+      <w:r>
+        <w:rPr>
+          <w:rFonts w:ascii="Times New Roman" w:hAnsi="Times New Roman"/>
+          <w:b w:val="0"/>
+          <w:i w:val="0"/>
+          <w:sz w:val="24"/>
+          <w:rFonts w:ascii="Times New Roman" w:hAnsi="Times New Roman" w:cs="Times New Roman"/>
+        </w:rPr>
+        <w:t>C. Video quảng cáo sản phẩm</w:t>
+      </w:r>
+    </w:p>
+    <w:p>
+      <w:pPr>
+        <w:spacing w:before="0" w:after="50" w:line="276" w:lineRule="auto"/>
+        <w:ind w:left="360"/>
+      </w:pPr>
+      <w:r>
+        <w:rPr>
+          <w:rFonts w:ascii="Times New Roman" w:hAnsi="Times New Roman"/>
+          <w:b w:val="0"/>
+          <w:i w:val="0"/>
+          <w:sz w:val="24"/>
+          <w:rFonts w:ascii="Times New Roman" w:hAnsi="Times New Roman" w:cs="Times New Roman"/>
+        </w:rPr>
+        <w:t>D. Tin nhắn chuyển tiếp trên Zalo</w:t>
+      </w:r>
+    </w:p>
+    <w:p>
+      <w:pPr>
+        <w:keepNext/>
         <w:spacing w:before="80" w:after="40" w:line="276" w:lineRule="auto"/>
         <w:jc w:val="left"/>
       </w:pPr>
@@ -2172,38 +2509,74 @@
     </w:p>
     <w:p>
       <w:pPr>
-        <w:spacing w:before="0" w:after="20" w:line="276" w:lineRule="auto"/>
-        <w:jc w:val="left"/>
-      </w:pPr>
-      <w:r>
-        <w:rPr>
-          <w:rFonts w:ascii="Times New Roman" w:hAnsi="Times New Roman"/>
-          <w:b w:val="0"/>
-          <w:i w:val="0"/>
-          <w:sz w:val="24"/>
-          <w:rFonts w:ascii="Times New Roman" w:hAnsi="Times New Roman" w:cs="Times New Roman"/>
-        </w:rPr>
-        <w:t xml:space="preserve">    A. Chọn kết quả đầu tiên mà không đọc         B. Đọc tiêu đề và mô tả, chọn kết quả phù hợp nhất từ nguồn uy tín</w:t>
-      </w:r>
-    </w:p>
-    <w:p>
-      <w:pPr>
-        <w:spacing w:before="0" w:after="40" w:line="276" w:lineRule="auto"/>
-        <w:jc w:val="left"/>
-      </w:pPr>
-      <w:r>
-        <w:rPr>
-          <w:rFonts w:ascii="Times New Roman" w:hAnsi="Times New Roman"/>
-          <w:b w:val="0"/>
-          <w:i w:val="0"/>
-          <w:sz w:val="24"/>
-          <w:rFonts w:ascii="Times New Roman" w:hAnsi="Times New Roman" w:cs="Times New Roman"/>
-        </w:rPr>
-        <w:t xml:space="preserve">    C. Tải hết tất cả         D. Bỏ qua tất cả</w:t>
-      </w:r>
-    </w:p>
-    <w:p>
-      <w:pPr>
+        <w:keepNext/>
+        <w:spacing w:before="0" w:after="20" w:line="276" w:lineRule="auto"/>
+        <w:ind w:left="360"/>
+      </w:pPr>
+      <w:r>
+        <w:rPr>
+          <w:rFonts w:ascii="Times New Roman" w:hAnsi="Times New Roman"/>
+          <w:b w:val="0"/>
+          <w:i w:val="0"/>
+          <w:sz w:val="24"/>
+          <w:rFonts w:ascii="Times New Roman" w:hAnsi="Times New Roman" w:cs="Times New Roman"/>
+        </w:rPr>
+        <w:t>A. Chọn kết quả đầu tiên mà không đọc</w:t>
+      </w:r>
+    </w:p>
+    <w:p>
+      <w:pPr>
+        <w:keepNext/>
+        <w:spacing w:before="0" w:after="20" w:line="276" w:lineRule="auto"/>
+        <w:ind w:left="360"/>
+      </w:pPr>
+      <w:r>
+        <w:rPr>
+          <w:rFonts w:ascii="Times New Roman" w:hAnsi="Times New Roman"/>
+          <w:b w:val="0"/>
+          <w:i w:val="0"/>
+          <w:sz w:val="24"/>
+          <w:rFonts w:ascii="Times New Roman" w:hAnsi="Times New Roman" w:cs="Times New Roman"/>
+        </w:rPr>
+        <w:t>B. Đọc tiêu đề và mô tả, chọn kết quả phù hợp nhất từ nguồn uy tín</w:t>
+      </w:r>
+    </w:p>
+    <w:p>
+      <w:pPr>
+        <w:keepNext/>
+        <w:spacing w:before="0" w:after="20" w:line="276" w:lineRule="auto"/>
+        <w:ind w:left="360"/>
+      </w:pPr>
+      <w:r>
+        <w:rPr>
+          <w:rFonts w:ascii="Times New Roman" w:hAnsi="Times New Roman"/>
+          <w:b w:val="0"/>
+          <w:i w:val="0"/>
+          <w:sz w:val="24"/>
+          <w:rFonts w:ascii="Times New Roman" w:hAnsi="Times New Roman" w:cs="Times New Roman"/>
+        </w:rPr>
+        <w:t>C. Tải hết tất cả</w:t>
+      </w:r>
+    </w:p>
+    <w:p>
+      <w:pPr>
+        <w:spacing w:before="0" w:after="50" w:line="276" w:lineRule="auto"/>
+        <w:ind w:left="360"/>
+      </w:pPr>
+      <w:r>
+        <w:rPr>
+          <w:rFonts w:ascii="Times New Roman" w:hAnsi="Times New Roman"/>
+          <w:b w:val="0"/>
+          <w:i w:val="0"/>
+          <w:sz w:val="24"/>
+          <w:rFonts w:ascii="Times New Roman" w:hAnsi="Times New Roman" w:cs="Times New Roman"/>
+        </w:rPr>
+        <w:t>D. Bỏ qua tất cả</w:t>
+      </w:r>
+    </w:p>
+    <w:p>
+      <w:pPr>
+        <w:keepNext/>
         <w:spacing w:before="80" w:after="40" w:line="276" w:lineRule="auto"/>
         <w:jc w:val="left"/>
       </w:pPr>
@@ -2220,38 +2593,52 @@
     </w:p>
     <w:p>
       <w:pPr>
-        <w:spacing w:before="0" w:after="20" w:line="276" w:lineRule="auto"/>
-        <w:jc w:val="left"/>
-      </w:pPr>
-      <w:r>
-        <w:rPr>
-          <w:rFonts w:ascii="Times New Roman" w:hAnsi="Times New Roman"/>
-          <w:b w:val="0"/>
-          <w:i w:val="0"/>
-          <w:sz w:val="24"/>
-          <w:rFonts w:ascii="Times New Roman" w:hAnsi="Times New Roman" w:cs="Times New Roman"/>
-        </w:rPr>
-        <w:t xml:space="preserve">    A. Gửi email         B. Tìm kiếm hình ảnh</w:t>
-      </w:r>
-    </w:p>
-    <w:p>
-      <w:pPr>
-        <w:spacing w:before="0" w:after="40" w:line="276" w:lineRule="auto"/>
-        <w:jc w:val="left"/>
-      </w:pPr>
-      <w:r>
-        <w:rPr>
-          <w:rFonts w:ascii="Times New Roman" w:hAnsi="Times New Roman"/>
-          <w:b w:val="0"/>
-          <w:i w:val="0"/>
-          <w:sz w:val="24"/>
-          <w:rFonts w:ascii="Times New Roman" w:hAnsi="Times New Roman" w:cs="Times New Roman"/>
-        </w:rPr>
-        <w:t xml:space="preserve">    C. Soạn văn bản         D. Tạo bảng tính</w:t>
-      </w:r>
-    </w:p>
-    <w:p>
-      <w:pPr>
+        <w:keepNext/>
+        <w:tabs>
+          <w:tab w:pos="360" w:val="left"/>
+          <w:tab w:pos="5112" w:val="left"/>
+        </w:tabs>
+        <w:spacing w:before="0" w:after="20" w:line="276" w:lineRule="auto"/>
+      </w:pPr>
+      <w:r>
+        <w:rPr>
+          <w:rFonts w:ascii="Times New Roman" w:hAnsi="Times New Roman"/>
+          <w:b w:val="0"/>
+          <w:i w:val="0"/>
+          <w:sz w:val="24"/>
+          <w:rFonts w:ascii="Times New Roman" w:hAnsi="Times New Roman" w:cs="Times New Roman"/>
+        </w:rPr>
+        <w:tab/>
+        <w:t>A. Gửi email</w:t>
+        <w:tab/>
+        <w:t>B. Tìm kiếm hình ảnh</w:t>
+      </w:r>
+    </w:p>
+    <w:p>
+      <w:pPr>
+        <w:tabs>
+          <w:tab w:pos="360" w:val="left"/>
+          <w:tab w:pos="5112" w:val="left"/>
+        </w:tabs>
+        <w:spacing w:before="0" w:after="50" w:line="276" w:lineRule="auto"/>
+      </w:pPr>
+      <w:r>
+        <w:rPr>
+          <w:rFonts w:ascii="Times New Roman" w:hAnsi="Times New Roman"/>
+          <w:b w:val="0"/>
+          <w:i w:val="0"/>
+          <w:sz w:val="24"/>
+          <w:rFonts w:ascii="Times New Roman" w:hAnsi="Times New Roman" w:cs="Times New Roman"/>
+        </w:rPr>
+        <w:tab/>
+        <w:t>C. Soạn văn bản</w:t>
+        <w:tab/>
+        <w:t>D. Tạo bảng tính</w:t>
+      </w:r>
+    </w:p>
+    <w:p>
+      <w:pPr>
+        <w:keepNext/>
         <w:spacing w:before="80" w:after="40" w:line="276" w:lineRule="auto"/>
         <w:jc w:val="left"/>
       </w:pPr>
@@ -2268,38 +2655,52 @@
     </w:p>
     <w:p>
       <w:pPr>
-        <w:spacing w:before="0" w:after="20" w:line="276" w:lineRule="auto"/>
-        <w:jc w:val="left"/>
-      </w:pPr>
-      <w:r>
-        <w:rPr>
-          <w:rFonts w:ascii="Times New Roman" w:hAnsi="Times New Roman"/>
-          <w:b w:val="0"/>
-          <w:i w:val="0"/>
-          <w:sz w:val="24"/>
-          <w:rFonts w:ascii="Times New Roman" w:hAnsi="Times New Roman" w:cs="Times New Roman"/>
-        </w:rPr>
-        <w:t xml:space="preserve">    A. Xóa kết quả         B. Tìm chính xác cụm từ "Hồ Gươm"</w:t>
-      </w:r>
-    </w:p>
-    <w:p>
-      <w:pPr>
-        <w:spacing w:before="0" w:after="40" w:line="276" w:lineRule="auto"/>
-        <w:jc w:val="left"/>
-      </w:pPr>
-      <w:r>
-        <w:rPr>
-          <w:rFonts w:ascii="Times New Roman" w:hAnsi="Times New Roman"/>
-          <w:b w:val="0"/>
-          <w:i w:val="0"/>
-          <w:sz w:val="24"/>
-          <w:rFonts w:ascii="Times New Roman" w:hAnsi="Times New Roman" w:cs="Times New Roman"/>
-        </w:rPr>
-        <w:t xml:space="preserve">    C. Mở trang web mới         D. Tắt Internet</w:t>
-      </w:r>
-    </w:p>
-    <w:p>
-      <w:pPr>
+        <w:keepNext/>
+        <w:tabs>
+          <w:tab w:pos="360" w:val="left"/>
+          <w:tab w:pos="5112" w:val="left"/>
+        </w:tabs>
+        <w:spacing w:before="0" w:after="20" w:line="276" w:lineRule="auto"/>
+      </w:pPr>
+      <w:r>
+        <w:rPr>
+          <w:rFonts w:ascii="Times New Roman" w:hAnsi="Times New Roman"/>
+          <w:b w:val="0"/>
+          <w:i w:val="0"/>
+          <w:sz w:val="24"/>
+          <w:rFonts w:ascii="Times New Roman" w:hAnsi="Times New Roman" w:cs="Times New Roman"/>
+        </w:rPr>
+        <w:tab/>
+        <w:t>A. Xóa kết quả</w:t>
+        <w:tab/>
+        <w:t>B. Tìm chính xác cụm từ "Hồ Gươm"</w:t>
+      </w:r>
+    </w:p>
+    <w:p>
+      <w:pPr>
+        <w:tabs>
+          <w:tab w:pos="360" w:val="left"/>
+          <w:tab w:pos="5112" w:val="left"/>
+        </w:tabs>
+        <w:spacing w:before="0" w:after="50" w:line="276" w:lineRule="auto"/>
+      </w:pPr>
+      <w:r>
+        <w:rPr>
+          <w:rFonts w:ascii="Times New Roman" w:hAnsi="Times New Roman"/>
+          <w:b w:val="0"/>
+          <w:i w:val="0"/>
+          <w:sz w:val="24"/>
+          <w:rFonts w:ascii="Times New Roman" w:hAnsi="Times New Roman" w:cs="Times New Roman"/>
+        </w:rPr>
+        <w:tab/>
+        <w:t>C. Mở trang web mới</w:t>
+        <w:tab/>
+        <w:t>D. Tắt Internet</w:t>
+      </w:r>
+    </w:p>
+    <w:p>
+      <w:pPr>
+        <w:keepNext/>
         <w:spacing w:before="80" w:after="40" w:line="276" w:lineRule="auto"/>
         <w:jc w:val="left"/>
       </w:pPr>
@@ -2316,38 +2717,74 @@
     </w:p>
     <w:p>
       <w:pPr>
-        <w:spacing w:before="0" w:after="20" w:line="276" w:lineRule="auto"/>
-        <w:jc w:val="left"/>
-      </w:pPr>
-      <w:r>
-        <w:rPr>
-          <w:rFonts w:ascii="Times New Roman" w:hAnsi="Times New Roman"/>
-          <w:b w:val="0"/>
-          <w:i w:val="0"/>
-          <w:sz w:val="24"/>
-          <w:rFonts w:ascii="Times New Roman" w:hAnsi="Times New Roman" w:cs="Times New Roman"/>
-        </w:rPr>
-        <w:t xml:space="preserve">    A. Tắt trình duyệt         B. Tìm kiếm từ khóa trong trang web đang mở</w:t>
-      </w:r>
-    </w:p>
-    <w:p>
-      <w:pPr>
-        <w:spacing w:before="0" w:after="40" w:line="276" w:lineRule="auto"/>
-        <w:jc w:val="left"/>
-      </w:pPr>
-      <w:r>
-        <w:rPr>
-          <w:rFonts w:ascii="Times New Roman" w:hAnsi="Times New Roman"/>
-          <w:b w:val="0"/>
-          <w:i w:val="0"/>
-          <w:sz w:val="24"/>
-          <w:rFonts w:ascii="Times New Roman" w:hAnsi="Times New Roman" w:cs="Times New Roman"/>
-        </w:rPr>
-        <w:t xml:space="preserve">    C. In trang web         D. Sao chép trang web</w:t>
-      </w:r>
-    </w:p>
-    <w:p>
-      <w:pPr>
+        <w:keepNext/>
+        <w:spacing w:before="0" w:after="20" w:line="276" w:lineRule="auto"/>
+        <w:ind w:left="360"/>
+      </w:pPr>
+      <w:r>
+        <w:rPr>
+          <w:rFonts w:ascii="Times New Roman" w:hAnsi="Times New Roman"/>
+          <w:b w:val="0"/>
+          <w:i w:val="0"/>
+          <w:sz w:val="24"/>
+          <w:rFonts w:ascii="Times New Roman" w:hAnsi="Times New Roman" w:cs="Times New Roman"/>
+        </w:rPr>
+        <w:t>A. Tắt trình duyệt</w:t>
+      </w:r>
+    </w:p>
+    <w:p>
+      <w:pPr>
+        <w:keepNext/>
+        <w:spacing w:before="0" w:after="20" w:line="276" w:lineRule="auto"/>
+        <w:ind w:left="360"/>
+      </w:pPr>
+      <w:r>
+        <w:rPr>
+          <w:rFonts w:ascii="Times New Roman" w:hAnsi="Times New Roman"/>
+          <w:b w:val="0"/>
+          <w:i w:val="0"/>
+          <w:sz w:val="24"/>
+          <w:rFonts w:ascii="Times New Roman" w:hAnsi="Times New Roman" w:cs="Times New Roman"/>
+        </w:rPr>
+        <w:t>B. Tìm kiếm từ khóa trong trang web đang mở</w:t>
+      </w:r>
+    </w:p>
+    <w:p>
+      <w:pPr>
+        <w:keepNext/>
+        <w:spacing w:before="0" w:after="20" w:line="276" w:lineRule="auto"/>
+        <w:ind w:left="360"/>
+      </w:pPr>
+      <w:r>
+        <w:rPr>
+          <w:rFonts w:ascii="Times New Roman" w:hAnsi="Times New Roman"/>
+          <w:b w:val="0"/>
+          <w:i w:val="0"/>
+          <w:sz w:val="24"/>
+          <w:rFonts w:ascii="Times New Roman" w:hAnsi="Times New Roman" w:cs="Times New Roman"/>
+        </w:rPr>
+        <w:t>C. In trang web</w:t>
+      </w:r>
+    </w:p>
+    <w:p>
+      <w:pPr>
+        <w:spacing w:before="0" w:after="50" w:line="276" w:lineRule="auto"/>
+        <w:ind w:left="360"/>
+      </w:pPr>
+      <w:r>
+        <w:rPr>
+          <w:rFonts w:ascii="Times New Roman" w:hAnsi="Times New Roman"/>
+          <w:b w:val="0"/>
+          <w:i w:val="0"/>
+          <w:sz w:val="24"/>
+          <w:rFonts w:ascii="Times New Roman" w:hAnsi="Times New Roman" w:cs="Times New Roman"/>
+        </w:rPr>
+        <w:t>D. Sao chép trang web</w:t>
+      </w:r>
+    </w:p>
+    <w:p>
+      <w:pPr>
+        <w:keepNext/>
         <w:spacing w:before="80" w:after="40" w:line="276" w:lineRule="auto"/>
         <w:jc w:val="left"/>
       </w:pPr>
@@ -2364,38 +2801,74 @@
     </w:p>
     <w:p>
       <w:pPr>
-        <w:spacing w:before="0" w:after="20" w:line="276" w:lineRule="auto"/>
-        <w:jc w:val="left"/>
-      </w:pPr>
-      <w:r>
-        <w:rPr>
-          <w:rFonts w:ascii="Times New Roman" w:hAnsi="Times New Roman"/>
-          <w:b w:val="0"/>
-          <w:i w:val="0"/>
-          <w:sz w:val="24"/>
-          <w:rFonts w:ascii="Times New Roman" w:hAnsi="Times New Roman" w:cs="Times New Roman"/>
-        </w:rPr>
-        <w:t xml:space="preserve">    A. Xóa trang web         B. Lưu lại địa chỉ trang web yêu thích để truy cập nhanh sau này</w:t>
-      </w:r>
-    </w:p>
-    <w:p>
-      <w:pPr>
-        <w:spacing w:before="0" w:after="40" w:line="276" w:lineRule="auto"/>
-        <w:jc w:val="left"/>
-      </w:pPr>
-      <w:r>
-        <w:rPr>
-          <w:rFonts w:ascii="Times New Roman" w:hAnsi="Times New Roman"/>
-          <w:b w:val="0"/>
-          <w:i w:val="0"/>
-          <w:sz w:val="24"/>
-          <w:rFonts w:ascii="Times New Roman" w:hAnsi="Times New Roman" w:cs="Times New Roman"/>
-        </w:rPr>
-        <w:t xml:space="preserve">    C. Tải file         D. Chụp ảnh màn hình</w:t>
-      </w:r>
-    </w:p>
-    <w:p>
-      <w:pPr>
+        <w:keepNext/>
+        <w:spacing w:before="0" w:after="20" w:line="276" w:lineRule="auto"/>
+        <w:ind w:left="360"/>
+      </w:pPr>
+      <w:r>
+        <w:rPr>
+          <w:rFonts w:ascii="Times New Roman" w:hAnsi="Times New Roman"/>
+          <w:b w:val="0"/>
+          <w:i w:val="0"/>
+          <w:sz w:val="24"/>
+          <w:rFonts w:ascii="Times New Roman" w:hAnsi="Times New Roman" w:cs="Times New Roman"/>
+        </w:rPr>
+        <w:t>A. Xóa trang web</w:t>
+      </w:r>
+    </w:p>
+    <w:p>
+      <w:pPr>
+        <w:keepNext/>
+        <w:spacing w:before="0" w:after="20" w:line="276" w:lineRule="auto"/>
+        <w:ind w:left="360"/>
+      </w:pPr>
+      <w:r>
+        <w:rPr>
+          <w:rFonts w:ascii="Times New Roman" w:hAnsi="Times New Roman"/>
+          <w:b w:val="0"/>
+          <w:i w:val="0"/>
+          <w:sz w:val="24"/>
+          <w:rFonts w:ascii="Times New Roman" w:hAnsi="Times New Roman" w:cs="Times New Roman"/>
+        </w:rPr>
+        <w:t>B. Lưu lại địa chỉ trang web yêu thích để truy cập nhanh sau này</w:t>
+      </w:r>
+    </w:p>
+    <w:p>
+      <w:pPr>
+        <w:keepNext/>
+        <w:spacing w:before="0" w:after="20" w:line="276" w:lineRule="auto"/>
+        <w:ind w:left="360"/>
+      </w:pPr>
+      <w:r>
+        <w:rPr>
+          <w:rFonts w:ascii="Times New Roman" w:hAnsi="Times New Roman"/>
+          <w:b w:val="0"/>
+          <w:i w:val="0"/>
+          <w:sz w:val="24"/>
+          <w:rFonts w:ascii="Times New Roman" w:hAnsi="Times New Roman" w:cs="Times New Roman"/>
+        </w:rPr>
+        <w:t>C. Tải file</w:t>
+      </w:r>
+    </w:p>
+    <w:p>
+      <w:pPr>
+        <w:spacing w:before="0" w:after="50" w:line="276" w:lineRule="auto"/>
+        <w:ind w:left="360"/>
+      </w:pPr>
+      <w:r>
+        <w:rPr>
+          <w:rFonts w:ascii="Times New Roman" w:hAnsi="Times New Roman"/>
+          <w:b w:val="0"/>
+          <w:i w:val="0"/>
+          <w:sz w:val="24"/>
+          <w:rFonts w:ascii="Times New Roman" w:hAnsi="Times New Roman" w:cs="Times New Roman"/>
+        </w:rPr>
+        <w:t>D. Chụp ảnh màn hình</w:t>
+      </w:r>
+    </w:p>
+    <w:p>
+      <w:pPr>
+        <w:keepNext/>
         <w:spacing w:before="80" w:after="40" w:line="276" w:lineRule="auto"/>
         <w:jc w:val="left"/>
       </w:pPr>
@@ -2412,38 +2885,74 @@
     </w:p>
     <w:p>
       <w:pPr>
-        <w:spacing w:before="0" w:after="20" w:line="276" w:lineRule="auto"/>
-        <w:jc w:val="left"/>
-      </w:pPr>
-      <w:r>
-        <w:rPr>
-          <w:rFonts w:ascii="Times New Roman" w:hAnsi="Times New Roman"/>
-          <w:b w:val="0"/>
-          <w:i w:val="0"/>
-          <w:sz w:val="24"/>
-          <w:rFonts w:ascii="Times New Roman" w:hAnsi="Times New Roman" w:cs="Times New Roman"/>
-        </w:rPr>
-        <w:t xml:space="preserve">    A. Dùng từ khóa rõ ràng         B. Nhấp vào quảng cáo lạ hoặc trang web yêu cầu tải phần mềm bất thường</w:t>
-      </w:r>
-    </w:p>
-    <w:p>
-      <w:pPr>
-        <w:spacing w:before="0" w:after="40" w:line="276" w:lineRule="auto"/>
-        <w:jc w:val="left"/>
-      </w:pPr>
-      <w:r>
-        <w:rPr>
-          <w:rFonts w:ascii="Times New Roman" w:hAnsi="Times New Roman"/>
-          <w:b w:val="0"/>
-          <w:i w:val="0"/>
-          <w:sz w:val="24"/>
-          <w:rFonts w:ascii="Times New Roman" w:hAnsi="Times New Roman" w:cs="Times New Roman"/>
-        </w:rPr>
-        <w:t xml:space="preserve">    C. Chọn nguồn uy tín         D. Kiểm tra thông tin từ nhiều nguồn</w:t>
-      </w:r>
-    </w:p>
-    <w:p>
-      <w:pPr>
+        <w:keepNext/>
+        <w:spacing w:before="0" w:after="20" w:line="276" w:lineRule="auto"/>
+        <w:ind w:left="360"/>
+      </w:pPr>
+      <w:r>
+        <w:rPr>
+          <w:rFonts w:ascii="Times New Roman" w:hAnsi="Times New Roman"/>
+          <w:b w:val="0"/>
+          <w:i w:val="0"/>
+          <w:sz w:val="24"/>
+          <w:rFonts w:ascii="Times New Roman" w:hAnsi="Times New Roman" w:cs="Times New Roman"/>
+        </w:rPr>
+        <w:t>A. Dùng từ khóa rõ ràng</w:t>
+      </w:r>
+    </w:p>
+    <w:p>
+      <w:pPr>
+        <w:keepNext/>
+        <w:spacing w:before="0" w:after="20" w:line="276" w:lineRule="auto"/>
+        <w:ind w:left="360"/>
+      </w:pPr>
+      <w:r>
+        <w:rPr>
+          <w:rFonts w:ascii="Times New Roman" w:hAnsi="Times New Roman"/>
+          <w:b w:val="0"/>
+          <w:i w:val="0"/>
+          <w:sz w:val="24"/>
+          <w:rFonts w:ascii="Times New Roman" w:hAnsi="Times New Roman" w:cs="Times New Roman"/>
+        </w:rPr>
+        <w:t>B. Nhấp vào quảng cáo lạ hoặc trang web yêu cầu tải phần mềm bất thường</w:t>
+      </w:r>
+    </w:p>
+    <w:p>
+      <w:pPr>
+        <w:keepNext/>
+        <w:spacing w:before="0" w:after="20" w:line="276" w:lineRule="auto"/>
+        <w:ind w:left="360"/>
+      </w:pPr>
+      <w:r>
+        <w:rPr>
+          <w:rFonts w:ascii="Times New Roman" w:hAnsi="Times New Roman"/>
+          <w:b w:val="0"/>
+          <w:i w:val="0"/>
+          <w:sz w:val="24"/>
+          <w:rFonts w:ascii="Times New Roman" w:hAnsi="Times New Roman" w:cs="Times New Roman"/>
+        </w:rPr>
+        <w:t>C. Chọn nguồn uy tín</w:t>
+      </w:r>
+    </w:p>
+    <w:p>
+      <w:pPr>
+        <w:spacing w:before="0" w:after="50" w:line="276" w:lineRule="auto"/>
+        <w:ind w:left="360"/>
+      </w:pPr>
+      <w:r>
+        <w:rPr>
+          <w:rFonts w:ascii="Times New Roman" w:hAnsi="Times New Roman"/>
+          <w:b w:val="0"/>
+          <w:i w:val="0"/>
+          <w:sz w:val="24"/>
+          <w:rFonts w:ascii="Times New Roman" w:hAnsi="Times New Roman" w:cs="Times New Roman"/>
+        </w:rPr>
+        <w:t>D. Kiểm tra thông tin từ nhiều nguồn</w:t>
+      </w:r>
+    </w:p>
+    <w:p>
+      <w:pPr>
+        <w:keepNext/>
         <w:spacing w:before="80" w:after="40" w:line="276" w:lineRule="auto"/>
         <w:jc w:val="left"/>
       </w:pPr>
@@ -2460,38 +2969,74 @@
     </w:p>
     <w:p>
       <w:pPr>
-        <w:spacing w:before="0" w:after="20" w:line="276" w:lineRule="auto"/>
-        <w:jc w:val="left"/>
-      </w:pPr>
-      <w:r>
-        <w:rPr>
-          <w:rFonts w:ascii="Times New Roman" w:hAnsi="Times New Roman"/>
-          <w:b w:val="0"/>
-          <w:i w:val="0"/>
-          <w:sz w:val="24"/>
-          <w:rFonts w:ascii="Times New Roman" w:hAnsi="Times New Roman" w:cs="Times New Roman"/>
-        </w:rPr>
-        <w:t xml:space="preserve">    A. Mật khẩu email         B. Danh sách các trang web em đã truy cập</w:t>
-      </w:r>
-    </w:p>
-    <w:p>
-      <w:pPr>
-        <w:spacing w:before="0" w:after="40" w:line="276" w:lineRule="auto"/>
-        <w:jc w:val="left"/>
-      </w:pPr>
-      <w:r>
-        <w:rPr>
-          <w:rFonts w:ascii="Times New Roman" w:hAnsi="Times New Roman"/>
-          <w:b w:val="0"/>
-          <w:i w:val="0"/>
-          <w:sz w:val="24"/>
-          <w:rFonts w:ascii="Times New Roman" w:hAnsi="Times New Roman" w:cs="Times New Roman"/>
-        </w:rPr>
-        <w:t xml:space="preserve">    C. File tải về         D. Số điện thoại</w:t>
-      </w:r>
-    </w:p>
-    <w:p>
-      <w:pPr>
+        <w:keepNext/>
+        <w:spacing w:before="0" w:after="20" w:line="276" w:lineRule="auto"/>
+        <w:ind w:left="360"/>
+      </w:pPr>
+      <w:r>
+        <w:rPr>
+          <w:rFonts w:ascii="Times New Roman" w:hAnsi="Times New Roman"/>
+          <w:b w:val="0"/>
+          <w:i w:val="0"/>
+          <w:sz w:val="24"/>
+          <w:rFonts w:ascii="Times New Roman" w:hAnsi="Times New Roman" w:cs="Times New Roman"/>
+        </w:rPr>
+        <w:t>A. Mật khẩu email</w:t>
+      </w:r>
+    </w:p>
+    <w:p>
+      <w:pPr>
+        <w:keepNext/>
+        <w:spacing w:before="0" w:after="20" w:line="276" w:lineRule="auto"/>
+        <w:ind w:left="360"/>
+      </w:pPr>
+      <w:r>
+        <w:rPr>
+          <w:rFonts w:ascii="Times New Roman" w:hAnsi="Times New Roman"/>
+          <w:b w:val="0"/>
+          <w:i w:val="0"/>
+          <w:sz w:val="24"/>
+          <w:rFonts w:ascii="Times New Roman" w:hAnsi="Times New Roman" w:cs="Times New Roman"/>
+        </w:rPr>
+        <w:t>B. Danh sách các trang web em đã truy cập</w:t>
+      </w:r>
+    </w:p>
+    <w:p>
+      <w:pPr>
+        <w:keepNext/>
+        <w:spacing w:before="0" w:after="20" w:line="276" w:lineRule="auto"/>
+        <w:ind w:left="360"/>
+      </w:pPr>
+      <w:r>
+        <w:rPr>
+          <w:rFonts w:ascii="Times New Roman" w:hAnsi="Times New Roman"/>
+          <w:b w:val="0"/>
+          <w:i w:val="0"/>
+          <w:sz w:val="24"/>
+          <w:rFonts w:ascii="Times New Roman" w:hAnsi="Times New Roman" w:cs="Times New Roman"/>
+        </w:rPr>
+        <w:t>C. File tải về</w:t>
+      </w:r>
+    </w:p>
+    <w:p>
+      <w:pPr>
+        <w:spacing w:before="0" w:after="50" w:line="276" w:lineRule="auto"/>
+        <w:ind w:left="360"/>
+      </w:pPr>
+      <w:r>
+        <w:rPr>
+          <w:rFonts w:ascii="Times New Roman" w:hAnsi="Times New Roman"/>
+          <w:b w:val="0"/>
+          <w:i w:val="0"/>
+          <w:sz w:val="24"/>
+          <w:rFonts w:ascii="Times New Roman" w:hAnsi="Times New Roman" w:cs="Times New Roman"/>
+        </w:rPr>
+        <w:t>D. Số điện thoại</w:t>
+      </w:r>
+    </w:p>
+    <w:p>
+      <w:pPr>
+        <w:keepNext/>
         <w:spacing w:before="80" w:after="40" w:line="276" w:lineRule="auto"/>
         <w:jc w:val="left"/>
       </w:pPr>
@@ -2508,38 +3053,74 @@
     </w:p>
     <w:p>
       <w:pPr>
-        <w:spacing w:before="0" w:after="20" w:line="276" w:lineRule="auto"/>
-        <w:jc w:val="left"/>
-      </w:pPr>
-      <w:r>
-        <w:rPr>
-          <w:rFonts w:ascii="Times New Roman" w:hAnsi="Times New Roman"/>
-          <w:b w:val="0"/>
-          <w:i w:val="0"/>
-          <w:sz w:val="24"/>
-          <w:rFonts w:ascii="Times New Roman" w:hAnsi="Times New Roman" w:cs="Times New Roman"/>
-        </w:rPr>
-        <w:t xml:space="preserve">    A. Tải phần mềm         B. Xác định rõ vấn đề cần giải quyết</w:t>
-      </w:r>
-    </w:p>
-    <w:p>
-      <w:pPr>
-        <w:spacing w:before="0" w:after="40" w:line="276" w:lineRule="auto"/>
-        <w:jc w:val="left"/>
-      </w:pPr>
-      <w:r>
-        <w:rPr>
-          <w:rFonts w:ascii="Times New Roman" w:hAnsi="Times New Roman"/>
-          <w:b w:val="0"/>
-          <w:i w:val="0"/>
-          <w:sz w:val="24"/>
-          <w:rFonts w:ascii="Times New Roman" w:hAnsi="Times New Roman" w:cs="Times New Roman"/>
-        </w:rPr>
-        <w:t xml:space="preserve">    C. Mở game         D. Tắt máy tính</w:t>
-      </w:r>
-    </w:p>
-    <w:p>
-      <w:pPr>
+        <w:keepNext/>
+        <w:spacing w:before="0" w:after="20" w:line="276" w:lineRule="auto"/>
+        <w:ind w:left="360"/>
+      </w:pPr>
+      <w:r>
+        <w:rPr>
+          <w:rFonts w:ascii="Times New Roman" w:hAnsi="Times New Roman"/>
+          <w:b w:val="0"/>
+          <w:i w:val="0"/>
+          <w:sz w:val="24"/>
+          <w:rFonts w:ascii="Times New Roman" w:hAnsi="Times New Roman" w:cs="Times New Roman"/>
+        </w:rPr>
+        <w:t>A. Tải phần mềm</w:t>
+      </w:r>
+    </w:p>
+    <w:p>
+      <w:pPr>
+        <w:keepNext/>
+        <w:spacing w:before="0" w:after="20" w:line="276" w:lineRule="auto"/>
+        <w:ind w:left="360"/>
+      </w:pPr>
+      <w:r>
+        <w:rPr>
+          <w:rFonts w:ascii="Times New Roman" w:hAnsi="Times New Roman"/>
+          <w:b w:val="0"/>
+          <w:i w:val="0"/>
+          <w:sz w:val="24"/>
+          <w:rFonts w:ascii="Times New Roman" w:hAnsi="Times New Roman" w:cs="Times New Roman"/>
+        </w:rPr>
+        <w:t>B. Xác định rõ vấn đề cần giải quyết</w:t>
+      </w:r>
+    </w:p>
+    <w:p>
+      <w:pPr>
+        <w:keepNext/>
+        <w:spacing w:before="0" w:after="20" w:line="276" w:lineRule="auto"/>
+        <w:ind w:left="360"/>
+      </w:pPr>
+      <w:r>
+        <w:rPr>
+          <w:rFonts w:ascii="Times New Roman" w:hAnsi="Times New Roman"/>
+          <w:b w:val="0"/>
+          <w:i w:val="0"/>
+          <w:sz w:val="24"/>
+          <w:rFonts w:ascii="Times New Roman" w:hAnsi="Times New Roman" w:cs="Times New Roman"/>
+        </w:rPr>
+        <w:t>C. Mở game</w:t>
+      </w:r>
+    </w:p>
+    <w:p>
+      <w:pPr>
+        <w:spacing w:before="0" w:after="50" w:line="276" w:lineRule="auto"/>
+        <w:ind w:left="360"/>
+      </w:pPr>
+      <w:r>
+        <w:rPr>
+          <w:rFonts w:ascii="Times New Roman" w:hAnsi="Times New Roman"/>
+          <w:b w:val="0"/>
+          <w:i w:val="0"/>
+          <w:sz w:val="24"/>
+          <w:rFonts w:ascii="Times New Roman" w:hAnsi="Times New Roman" w:cs="Times New Roman"/>
+        </w:rPr>
+        <w:t>D. Tắt máy tính</w:t>
+      </w:r>
+    </w:p>
+    <w:p>
+      <w:pPr>
+        <w:keepNext/>
         <w:spacing w:before="80" w:after="40" w:line="276" w:lineRule="auto"/>
         <w:jc w:val="left"/>
       </w:pPr>
@@ -2556,38 +3137,74 @@
     </w:p>
     <w:p>
       <w:pPr>
-        <w:spacing w:before="0" w:after="20" w:line="276" w:lineRule="auto"/>
-        <w:jc w:val="left"/>
-      </w:pPr>
-      <w:r>
-        <w:rPr>
-          <w:rFonts w:ascii="Times New Roman" w:hAnsi="Times New Roman"/>
-          <w:b w:val="0"/>
-          <w:i w:val="0"/>
-          <w:sz w:val="24"/>
-          <w:rFonts w:ascii="Times New Roman" w:hAnsi="Times New Roman" w:cs="Times New Roman"/>
-        </w:rPr>
-        <w:t xml:space="preserve">    A. Trang bán hàng online         B. Trang dự báo thời tiết (weather.com.vn)</w:t>
-      </w:r>
-    </w:p>
-    <w:p>
-      <w:pPr>
-        <w:spacing w:before="0" w:after="40" w:line="276" w:lineRule="auto"/>
-        <w:jc w:val="left"/>
-      </w:pPr>
-      <w:r>
-        <w:rPr>
-          <w:rFonts w:ascii="Times New Roman" w:hAnsi="Times New Roman"/>
-          <w:b w:val="0"/>
-          <w:i w:val="0"/>
-          <w:sz w:val="24"/>
-          <w:rFonts w:ascii="Times New Roman" w:hAnsi="Times New Roman" w:cs="Times New Roman"/>
-        </w:rPr>
-        <w:t xml:space="preserve">    C. Trang game         D. Trang mạng xã hội</w:t>
-      </w:r>
-    </w:p>
-    <w:p>
-      <w:pPr>
+        <w:keepNext/>
+        <w:spacing w:before="0" w:after="20" w:line="276" w:lineRule="auto"/>
+        <w:ind w:left="360"/>
+      </w:pPr>
+      <w:r>
+        <w:rPr>
+          <w:rFonts w:ascii="Times New Roman" w:hAnsi="Times New Roman"/>
+          <w:b w:val="0"/>
+          <w:i w:val="0"/>
+          <w:sz w:val="24"/>
+          <w:rFonts w:ascii="Times New Roman" w:hAnsi="Times New Roman" w:cs="Times New Roman"/>
+        </w:rPr>
+        <w:t>A. Trang bán hàng online</w:t>
+      </w:r>
+    </w:p>
+    <w:p>
+      <w:pPr>
+        <w:keepNext/>
+        <w:spacing w:before="0" w:after="20" w:line="276" w:lineRule="auto"/>
+        <w:ind w:left="360"/>
+      </w:pPr>
+      <w:r>
+        <w:rPr>
+          <w:rFonts w:ascii="Times New Roman" w:hAnsi="Times New Roman"/>
+          <w:b w:val="0"/>
+          <w:i w:val="0"/>
+          <w:sz w:val="24"/>
+          <w:rFonts w:ascii="Times New Roman" w:hAnsi="Times New Roman" w:cs="Times New Roman"/>
+        </w:rPr>
+        <w:t>B. Trang dự báo thời tiết (weather.com.vn)</w:t>
+      </w:r>
+    </w:p>
+    <w:p>
+      <w:pPr>
+        <w:keepNext/>
+        <w:spacing w:before="0" w:after="20" w:line="276" w:lineRule="auto"/>
+        <w:ind w:left="360"/>
+      </w:pPr>
+      <w:r>
+        <w:rPr>
+          <w:rFonts w:ascii="Times New Roman" w:hAnsi="Times New Roman"/>
+          <w:b w:val="0"/>
+          <w:i w:val="0"/>
+          <w:sz w:val="24"/>
+          <w:rFonts w:ascii="Times New Roman" w:hAnsi="Times New Roman" w:cs="Times New Roman"/>
+        </w:rPr>
+        <w:t>C. Trang game</w:t>
+      </w:r>
+    </w:p>
+    <w:p>
+      <w:pPr>
+        <w:spacing w:before="0" w:after="50" w:line="276" w:lineRule="auto"/>
+        <w:ind w:left="360"/>
+      </w:pPr>
+      <w:r>
+        <w:rPr>
+          <w:rFonts w:ascii="Times New Roman" w:hAnsi="Times New Roman"/>
+          <w:b w:val="0"/>
+          <w:i w:val="0"/>
+          <w:sz w:val="24"/>
+          <w:rFonts w:ascii="Times New Roman" w:hAnsi="Times New Roman" w:cs="Times New Roman"/>
+        </w:rPr>
+        <w:t>D. Trang mạng xã hội</w:t>
+      </w:r>
+    </w:p>
+    <w:p>
+      <w:pPr>
+        <w:keepNext/>
         <w:spacing w:before="80" w:after="40" w:line="276" w:lineRule="auto"/>
         <w:jc w:val="left"/>
       </w:pPr>
@@ -2604,38 +3221,74 @@
     </w:p>
     <w:p>
       <w:pPr>
-        <w:spacing w:before="0" w:after="20" w:line="276" w:lineRule="auto"/>
-        <w:jc w:val="left"/>
-      </w:pPr>
-      <w:r>
-        <w:rPr>
-          <w:rFonts w:ascii="Times New Roman" w:hAnsi="Times New Roman"/>
-          <w:b w:val="0"/>
-          <w:i w:val="0"/>
-          <w:sz w:val="24"/>
-          <w:rFonts w:ascii="Times New Roman" w:hAnsi="Times New Roman" w:cs="Times New Roman"/>
-        </w:rPr>
-        <w:t xml:space="preserve">    A. Chỉ gõ Google rồi đọc         B. Xác định vấn đề → Tìm kiếm → Đánh giá → Tổng hợp → Giải quyết</w:t>
-      </w:r>
-    </w:p>
-    <w:p>
-      <w:pPr>
-        <w:spacing w:before="0" w:after="40" w:line="276" w:lineRule="auto"/>
-        <w:jc w:val="left"/>
-      </w:pPr>
-      <w:r>
-        <w:rPr>
-          <w:rFonts w:ascii="Times New Roman" w:hAnsi="Times New Roman"/>
-          <w:b w:val="0"/>
-          <w:i w:val="0"/>
-          <w:sz w:val="24"/>
-          <w:rFonts w:ascii="Times New Roman" w:hAnsi="Times New Roman" w:cs="Times New Roman"/>
-        </w:rPr>
-        <w:t xml:space="preserve">    C. Chỉ hỏi bạn bè         D. Chỉ đọc sách</w:t>
-      </w:r>
-    </w:p>
-    <w:p>
-      <w:pPr>
+        <w:keepNext/>
+        <w:spacing w:before="0" w:after="20" w:line="276" w:lineRule="auto"/>
+        <w:ind w:left="360"/>
+      </w:pPr>
+      <w:r>
+        <w:rPr>
+          <w:rFonts w:ascii="Times New Roman" w:hAnsi="Times New Roman"/>
+          <w:b w:val="0"/>
+          <w:i w:val="0"/>
+          <w:sz w:val="24"/>
+          <w:rFonts w:ascii="Times New Roman" w:hAnsi="Times New Roman" w:cs="Times New Roman"/>
+        </w:rPr>
+        <w:t>A. Chỉ gõ Google rồi đọc</w:t>
+      </w:r>
+    </w:p>
+    <w:p>
+      <w:pPr>
+        <w:keepNext/>
+        <w:spacing w:before="0" w:after="20" w:line="276" w:lineRule="auto"/>
+        <w:ind w:left="360"/>
+      </w:pPr>
+      <w:r>
+        <w:rPr>
+          <w:rFonts w:ascii="Times New Roman" w:hAnsi="Times New Roman"/>
+          <w:b w:val="0"/>
+          <w:i w:val="0"/>
+          <w:sz w:val="24"/>
+          <w:rFonts w:ascii="Times New Roman" w:hAnsi="Times New Roman" w:cs="Times New Roman"/>
+        </w:rPr>
+        <w:t>B. Xác định vấn đề → Tìm kiếm → Đánh giá → Tổng hợp → Giải quyết</w:t>
+      </w:r>
+    </w:p>
+    <w:p>
+      <w:pPr>
+        <w:keepNext/>
+        <w:spacing w:before="0" w:after="20" w:line="276" w:lineRule="auto"/>
+        <w:ind w:left="360"/>
+      </w:pPr>
+      <w:r>
+        <w:rPr>
+          <w:rFonts w:ascii="Times New Roman" w:hAnsi="Times New Roman"/>
+          <w:b w:val="0"/>
+          <w:i w:val="0"/>
+          <w:sz w:val="24"/>
+          <w:rFonts w:ascii="Times New Roman" w:hAnsi="Times New Roman" w:cs="Times New Roman"/>
+        </w:rPr>
+        <w:t>C. Chỉ hỏi bạn bè</w:t>
+      </w:r>
+    </w:p>
+    <w:p>
+      <w:pPr>
+        <w:spacing w:before="0" w:after="50" w:line="276" w:lineRule="auto"/>
+        <w:ind w:left="360"/>
+      </w:pPr>
+      <w:r>
+        <w:rPr>
+          <w:rFonts w:ascii="Times New Roman" w:hAnsi="Times New Roman"/>
+          <w:b w:val="0"/>
+          <w:i w:val="0"/>
+          <w:sz w:val="24"/>
+          <w:rFonts w:ascii="Times New Roman" w:hAnsi="Times New Roman" w:cs="Times New Roman"/>
+        </w:rPr>
+        <w:t>D. Chỉ đọc sách</w:t>
+      </w:r>
+    </w:p>
+    <w:p>
+      <w:pPr>
+        <w:keepNext/>
         <w:spacing w:before="80" w:after="40" w:line="276" w:lineRule="auto"/>
         <w:jc w:val="left"/>
       </w:pPr>
@@ -2652,38 +3305,74 @@
     </w:p>
     <w:p>
       <w:pPr>
-        <w:spacing w:before="0" w:after="20" w:line="276" w:lineRule="auto"/>
-        <w:jc w:val="left"/>
-      </w:pPr>
-      <w:r>
-        <w:rPr>
-          <w:rFonts w:ascii="Times New Roman" w:hAnsi="Times New Roman"/>
-          <w:b w:val="0"/>
-          <w:i w:val="0"/>
-          <w:sz w:val="24"/>
-          <w:rFonts w:ascii="Times New Roman" w:hAnsi="Times New Roman" w:cs="Times New Roman"/>
-        </w:rPr>
-        <w:t xml:space="preserve">    A. Tin tất cả         B. So sánh nhiều nguồn và chọn nguồn uy tín nhất</w:t>
-      </w:r>
-    </w:p>
-    <w:p>
-      <w:pPr>
-        <w:spacing w:before="0" w:after="40" w:line="276" w:lineRule="auto"/>
-        <w:jc w:val="left"/>
-      </w:pPr>
-      <w:r>
-        <w:rPr>
-          <w:rFonts w:ascii="Times New Roman" w:hAnsi="Times New Roman"/>
-          <w:b w:val="0"/>
-          <w:i w:val="0"/>
-          <w:sz w:val="24"/>
-          <w:rFonts w:ascii="Times New Roman" w:hAnsi="Times New Roman" w:cs="Times New Roman"/>
-        </w:rPr>
-        <w:t xml:space="preserve">    C. Bỏ qua tất cả         D. Tự bịa đáp án</w:t>
-      </w:r>
-    </w:p>
-    <w:p>
-      <w:pPr>
+        <w:keepNext/>
+        <w:spacing w:before="0" w:after="20" w:line="276" w:lineRule="auto"/>
+        <w:ind w:left="360"/>
+      </w:pPr>
+      <w:r>
+        <w:rPr>
+          <w:rFonts w:ascii="Times New Roman" w:hAnsi="Times New Roman"/>
+          <w:b w:val="0"/>
+          <w:i w:val="0"/>
+          <w:sz w:val="24"/>
+          <w:rFonts w:ascii="Times New Roman" w:hAnsi="Times New Roman" w:cs="Times New Roman"/>
+        </w:rPr>
+        <w:t>A. Tin tất cả</w:t>
+      </w:r>
+    </w:p>
+    <w:p>
+      <w:pPr>
+        <w:keepNext/>
+        <w:spacing w:before="0" w:after="20" w:line="276" w:lineRule="auto"/>
+        <w:ind w:left="360"/>
+      </w:pPr>
+      <w:r>
+        <w:rPr>
+          <w:rFonts w:ascii="Times New Roman" w:hAnsi="Times New Roman"/>
+          <w:b w:val="0"/>
+          <w:i w:val="0"/>
+          <w:sz w:val="24"/>
+          <w:rFonts w:ascii="Times New Roman" w:hAnsi="Times New Roman" w:cs="Times New Roman"/>
+        </w:rPr>
+        <w:t>B. So sánh nhiều nguồn và chọn nguồn uy tín nhất</w:t>
+      </w:r>
+    </w:p>
+    <w:p>
+      <w:pPr>
+        <w:keepNext/>
+        <w:spacing w:before="0" w:after="20" w:line="276" w:lineRule="auto"/>
+        <w:ind w:left="360"/>
+      </w:pPr>
+      <w:r>
+        <w:rPr>
+          <w:rFonts w:ascii="Times New Roman" w:hAnsi="Times New Roman"/>
+          <w:b w:val="0"/>
+          <w:i w:val="0"/>
+          <w:sz w:val="24"/>
+          <w:rFonts w:ascii="Times New Roman" w:hAnsi="Times New Roman" w:cs="Times New Roman"/>
+        </w:rPr>
+        <w:t>C. Bỏ qua tất cả</w:t>
+      </w:r>
+    </w:p>
+    <w:p>
+      <w:pPr>
+        <w:spacing w:before="0" w:after="50" w:line="276" w:lineRule="auto"/>
+        <w:ind w:left="360"/>
+      </w:pPr>
+      <w:r>
+        <w:rPr>
+          <w:rFonts w:ascii="Times New Roman" w:hAnsi="Times New Roman"/>
+          <w:b w:val="0"/>
+          <w:i w:val="0"/>
+          <w:sz w:val="24"/>
+          <w:rFonts w:ascii="Times New Roman" w:hAnsi="Times New Roman" w:cs="Times New Roman"/>
+        </w:rPr>
+        <w:t>D. Tự bịa đáp án</w:t>
+      </w:r>
+    </w:p>
+    <w:p>
+      <w:pPr>
+        <w:keepNext/>
         <w:spacing w:before="80" w:after="40" w:line="276" w:lineRule="auto"/>
         <w:jc w:val="left"/>
       </w:pPr>
@@ -2700,38 +3389,74 @@
     </w:p>
     <w:p>
       <w:pPr>
-        <w:spacing w:before="0" w:after="20" w:line="276" w:lineRule="auto"/>
-        <w:jc w:val="left"/>
-      </w:pPr>
-      <w:r>
-        <w:rPr>
-          <w:rFonts w:ascii="Times New Roman" w:hAnsi="Times New Roman"/>
-          <w:b w:val="0"/>
-          <w:i w:val="0"/>
-          <w:sz w:val="24"/>
-          <w:rFonts w:ascii="Times New Roman" w:hAnsi="Times New Roman" w:cs="Times New Roman"/>
-        </w:rPr>
-        <w:t xml:space="preserve">    A. Chỉ kỹ năng gõ phím         B. Tư duy phản biện, đánh giá và giải quyết vấn đề</w:t>
-      </w:r>
-    </w:p>
-    <w:p>
-      <w:pPr>
-        <w:spacing w:before="0" w:after="40" w:line="276" w:lineRule="auto"/>
-        <w:jc w:val="left"/>
-      </w:pPr>
-      <w:r>
-        <w:rPr>
-          <w:rFonts w:ascii="Times New Roman" w:hAnsi="Times New Roman"/>
-          <w:b w:val="0"/>
-          <w:i w:val="0"/>
-          <w:sz w:val="24"/>
-          <w:rFonts w:ascii="Times New Roman" w:hAnsi="Times New Roman" w:cs="Times New Roman"/>
-        </w:rPr>
-        <w:t xml:space="preserve">    C. Chỉ kỹ năng vẽ         D. Chỉ kỹ năng hát</w:t>
-      </w:r>
-    </w:p>
-    <w:p>
-      <w:pPr>
+        <w:keepNext/>
+        <w:spacing w:before="0" w:after="20" w:line="276" w:lineRule="auto"/>
+        <w:ind w:left="360"/>
+      </w:pPr>
+      <w:r>
+        <w:rPr>
+          <w:rFonts w:ascii="Times New Roman" w:hAnsi="Times New Roman"/>
+          <w:b w:val="0"/>
+          <w:i w:val="0"/>
+          <w:sz w:val="24"/>
+          <w:rFonts w:ascii="Times New Roman" w:hAnsi="Times New Roman" w:cs="Times New Roman"/>
+        </w:rPr>
+        <w:t>A. Chỉ kỹ năng gõ phím</w:t>
+      </w:r>
+    </w:p>
+    <w:p>
+      <w:pPr>
+        <w:keepNext/>
+        <w:spacing w:before="0" w:after="20" w:line="276" w:lineRule="auto"/>
+        <w:ind w:left="360"/>
+      </w:pPr>
+      <w:r>
+        <w:rPr>
+          <w:rFonts w:ascii="Times New Roman" w:hAnsi="Times New Roman"/>
+          <w:b w:val="0"/>
+          <w:i w:val="0"/>
+          <w:sz w:val="24"/>
+          <w:rFonts w:ascii="Times New Roman" w:hAnsi="Times New Roman" w:cs="Times New Roman"/>
+        </w:rPr>
+        <w:t>B. Tư duy phản biện, đánh giá và giải quyết vấn đề</w:t>
+      </w:r>
+    </w:p>
+    <w:p>
+      <w:pPr>
+        <w:keepNext/>
+        <w:spacing w:before="0" w:after="20" w:line="276" w:lineRule="auto"/>
+        <w:ind w:left="360"/>
+      </w:pPr>
+      <w:r>
+        <w:rPr>
+          <w:rFonts w:ascii="Times New Roman" w:hAnsi="Times New Roman"/>
+          <w:b w:val="0"/>
+          <w:i w:val="0"/>
+          <w:sz w:val="24"/>
+          <w:rFonts w:ascii="Times New Roman" w:hAnsi="Times New Roman" w:cs="Times New Roman"/>
+        </w:rPr>
+        <w:t>C. Chỉ kỹ năng vẽ</w:t>
+      </w:r>
+    </w:p>
+    <w:p>
+      <w:pPr>
+        <w:spacing w:before="0" w:after="50" w:line="276" w:lineRule="auto"/>
+        <w:ind w:left="360"/>
+      </w:pPr>
+      <w:r>
+        <w:rPr>
+          <w:rFonts w:ascii="Times New Roman" w:hAnsi="Times New Roman"/>
+          <w:b w:val="0"/>
+          <w:i w:val="0"/>
+          <w:sz w:val="24"/>
+          <w:rFonts w:ascii="Times New Roman" w:hAnsi="Times New Roman" w:cs="Times New Roman"/>
+        </w:rPr>
+        <w:t>D. Chỉ kỹ năng hát</w:t>
+      </w:r>
+    </w:p>
+    <w:p>
+      <w:pPr>
+        <w:keepNext/>
         <w:spacing w:before="80" w:after="40" w:line="276" w:lineRule="auto"/>
         <w:jc w:val="left"/>
       </w:pPr>
@@ -2748,38 +3473,74 @@
     </w:p>
     <w:p>
       <w:pPr>
-        <w:spacing w:before="0" w:after="20" w:line="276" w:lineRule="auto"/>
-        <w:jc w:val="left"/>
-      </w:pPr>
-      <w:r>
-        <w:rPr>
-          <w:rFonts w:ascii="Times New Roman" w:hAnsi="Times New Roman"/>
-          <w:b w:val="0"/>
-          <w:i w:val="0"/>
-          <w:sz w:val="24"/>
-          <w:rFonts w:ascii="Times New Roman" w:hAnsi="Times New Roman" w:cs="Times New Roman"/>
-        </w:rPr>
-        <w:t xml:space="preserve">    A. Mở PowerPoint ngay         B. Xác định nội dung cần trình bày và tìm kiếm tài liệu liên quan</w:t>
-      </w:r>
-    </w:p>
-    <w:p>
-      <w:pPr>
-        <w:spacing w:before="0" w:after="40" w:line="276" w:lineRule="auto"/>
-        <w:jc w:val="left"/>
-      </w:pPr>
-      <w:r>
-        <w:rPr>
-          <w:rFonts w:ascii="Times New Roman" w:hAnsi="Times New Roman"/>
-          <w:b w:val="0"/>
-          <w:i w:val="0"/>
-          <w:sz w:val="24"/>
-          <w:rFonts w:ascii="Times New Roman" w:hAnsi="Times New Roman" w:cs="Times New Roman"/>
-        </w:rPr>
-        <w:t xml:space="preserve">    C. Vẽ tranh         D. In ấn</w:t>
-      </w:r>
-    </w:p>
-    <w:p>
-      <w:pPr>
+        <w:keepNext/>
+        <w:spacing w:before="0" w:after="20" w:line="276" w:lineRule="auto"/>
+        <w:ind w:left="360"/>
+      </w:pPr>
+      <w:r>
+        <w:rPr>
+          <w:rFonts w:ascii="Times New Roman" w:hAnsi="Times New Roman"/>
+          <w:b w:val="0"/>
+          <w:i w:val="0"/>
+          <w:sz w:val="24"/>
+          <w:rFonts w:ascii="Times New Roman" w:hAnsi="Times New Roman" w:cs="Times New Roman"/>
+        </w:rPr>
+        <w:t>A. Mở PowerPoint ngay</w:t>
+      </w:r>
+    </w:p>
+    <w:p>
+      <w:pPr>
+        <w:keepNext/>
+        <w:spacing w:before="0" w:after="20" w:line="276" w:lineRule="auto"/>
+        <w:ind w:left="360"/>
+      </w:pPr>
+      <w:r>
+        <w:rPr>
+          <w:rFonts w:ascii="Times New Roman" w:hAnsi="Times New Roman"/>
+          <w:b w:val="0"/>
+          <w:i w:val="0"/>
+          <w:sz w:val="24"/>
+          <w:rFonts w:ascii="Times New Roman" w:hAnsi="Times New Roman" w:cs="Times New Roman"/>
+        </w:rPr>
+        <w:t>B. Xác định nội dung cần trình bày và tìm kiếm tài liệu liên quan</w:t>
+      </w:r>
+    </w:p>
+    <w:p>
+      <w:pPr>
+        <w:keepNext/>
+        <w:spacing w:before="0" w:after="20" w:line="276" w:lineRule="auto"/>
+        <w:ind w:left="360"/>
+      </w:pPr>
+      <w:r>
+        <w:rPr>
+          <w:rFonts w:ascii="Times New Roman" w:hAnsi="Times New Roman"/>
+          <w:b w:val="0"/>
+          <w:i w:val="0"/>
+          <w:sz w:val="24"/>
+          <w:rFonts w:ascii="Times New Roman" w:hAnsi="Times New Roman" w:cs="Times New Roman"/>
+        </w:rPr>
+        <w:t>C. Vẽ tranh</w:t>
+      </w:r>
+    </w:p>
+    <w:p>
+      <w:pPr>
+        <w:spacing w:before="0" w:after="50" w:line="276" w:lineRule="auto"/>
+        <w:ind w:left="360"/>
+      </w:pPr>
+      <w:r>
+        <w:rPr>
+          <w:rFonts w:ascii="Times New Roman" w:hAnsi="Times New Roman"/>
+          <w:b w:val="0"/>
+          <w:i w:val="0"/>
+          <w:sz w:val="24"/>
+          <w:rFonts w:ascii="Times New Roman" w:hAnsi="Times New Roman" w:cs="Times New Roman"/>
+        </w:rPr>
+        <w:t>D. In ấn</w:t>
+      </w:r>
+    </w:p>
+    <w:p>
+      <w:pPr>
+        <w:keepNext/>
         <w:spacing w:before="80" w:after="40" w:line="276" w:lineRule="auto"/>
         <w:jc w:val="left"/>
       </w:pPr>
@@ -2796,38 +3557,74 @@
     </w:p>
     <w:p>
       <w:pPr>
-        <w:spacing w:before="0" w:after="20" w:line="276" w:lineRule="auto"/>
-        <w:jc w:val="left"/>
-      </w:pPr>
-      <w:r>
-        <w:rPr>
-          <w:rFonts w:ascii="Times New Roman" w:hAnsi="Times New Roman"/>
-          <w:b w:val="0"/>
-          <w:i w:val="0"/>
-          <w:sz w:val="24"/>
-          <w:rFonts w:ascii="Times New Roman" w:hAnsi="Times New Roman" w:cs="Times New Roman"/>
-        </w:rPr>
-        <w:t xml:space="preserve">    A. Sao chép nguyên văn         B. Ghi chú lại nguồn và tóm tắt nội dung chính</w:t>
-      </w:r>
-    </w:p>
-    <w:p>
-      <w:pPr>
-        <w:spacing w:before="0" w:after="40" w:line="276" w:lineRule="auto"/>
-        <w:jc w:val="left"/>
-      </w:pPr>
-      <w:r>
-        <w:rPr>
-          <w:rFonts w:ascii="Times New Roman" w:hAnsi="Times New Roman"/>
-          <w:b w:val="0"/>
-          <w:i w:val="0"/>
-          <w:sz w:val="24"/>
-          <w:rFonts w:ascii="Times New Roman" w:hAnsi="Times New Roman" w:cs="Times New Roman"/>
-        </w:rPr>
-        <w:t xml:space="preserve">    C. Xóa đi         D. Gửi cho tất cả bạn</w:t>
-      </w:r>
-    </w:p>
-    <w:p>
-      <w:pPr>
+        <w:keepNext/>
+        <w:spacing w:before="0" w:after="20" w:line="276" w:lineRule="auto"/>
+        <w:ind w:left="360"/>
+      </w:pPr>
+      <w:r>
+        <w:rPr>
+          <w:rFonts w:ascii="Times New Roman" w:hAnsi="Times New Roman"/>
+          <w:b w:val="0"/>
+          <w:i w:val="0"/>
+          <w:sz w:val="24"/>
+          <w:rFonts w:ascii="Times New Roman" w:hAnsi="Times New Roman" w:cs="Times New Roman"/>
+        </w:rPr>
+        <w:t>A. Sao chép nguyên văn</w:t>
+      </w:r>
+    </w:p>
+    <w:p>
+      <w:pPr>
+        <w:keepNext/>
+        <w:spacing w:before="0" w:after="20" w:line="276" w:lineRule="auto"/>
+        <w:ind w:left="360"/>
+      </w:pPr>
+      <w:r>
+        <w:rPr>
+          <w:rFonts w:ascii="Times New Roman" w:hAnsi="Times New Roman"/>
+          <w:b w:val="0"/>
+          <w:i w:val="0"/>
+          <w:sz w:val="24"/>
+          <w:rFonts w:ascii="Times New Roman" w:hAnsi="Times New Roman" w:cs="Times New Roman"/>
+        </w:rPr>
+        <w:t>B. Ghi chú lại nguồn và tóm tắt nội dung chính</w:t>
+      </w:r>
+    </w:p>
+    <w:p>
+      <w:pPr>
+        <w:keepNext/>
+        <w:spacing w:before="0" w:after="20" w:line="276" w:lineRule="auto"/>
+        <w:ind w:left="360"/>
+      </w:pPr>
+      <w:r>
+        <w:rPr>
+          <w:rFonts w:ascii="Times New Roman" w:hAnsi="Times New Roman"/>
+          <w:b w:val="0"/>
+          <w:i w:val="0"/>
+          <w:sz w:val="24"/>
+          <w:rFonts w:ascii="Times New Roman" w:hAnsi="Times New Roman" w:cs="Times New Roman"/>
+        </w:rPr>
+        <w:t>C. Xóa đi</w:t>
+      </w:r>
+    </w:p>
+    <w:p>
+      <w:pPr>
+        <w:spacing w:before="0" w:after="50" w:line="276" w:lineRule="auto"/>
+        <w:ind w:left="360"/>
+      </w:pPr>
+      <w:r>
+        <w:rPr>
+          <w:rFonts w:ascii="Times New Roman" w:hAnsi="Times New Roman"/>
+          <w:b w:val="0"/>
+          <w:i w:val="0"/>
+          <w:sz w:val="24"/>
+          <w:rFonts w:ascii="Times New Roman" w:hAnsi="Times New Roman" w:cs="Times New Roman"/>
+        </w:rPr>
+        <w:t>D. Gửi cho tất cả bạn</w:t>
+      </w:r>
+    </w:p>
+    <w:p>
+      <w:pPr>
+        <w:keepNext/>
         <w:spacing w:before="80" w:after="40" w:line="276" w:lineRule="auto"/>
         <w:jc w:val="left"/>
       </w:pPr>
@@ -2844,38 +3641,74 @@
     </w:p>
     <w:p>
       <w:pPr>
-        <w:spacing w:before="0" w:after="20" w:line="276" w:lineRule="auto"/>
-        <w:jc w:val="left"/>
-      </w:pPr>
-      <w:r>
-        <w:rPr>
-          <w:rFonts w:ascii="Times New Roman" w:hAnsi="Times New Roman"/>
-          <w:b w:val="0"/>
-          <w:i w:val="0"/>
-          <w:sz w:val="24"/>
-          <w:rFonts w:ascii="Times New Roman" w:hAnsi="Times New Roman" w:cs="Times New Roman"/>
-        </w:rPr>
-        <w:t xml:space="preserve">    A. Xóa tên tác giả         B. Ghi rõ tên tác giả và đường liên kết khi sử dụng thông tin</w:t>
-      </w:r>
-    </w:p>
-    <w:p>
-      <w:pPr>
-        <w:spacing w:before="0" w:after="40" w:line="276" w:lineRule="auto"/>
-        <w:jc w:val="left"/>
-      </w:pPr>
-      <w:r>
-        <w:rPr>
-          <w:rFonts w:ascii="Times New Roman" w:hAnsi="Times New Roman"/>
-          <w:b w:val="0"/>
-          <w:i w:val="0"/>
-          <w:sz w:val="24"/>
-          <w:rFonts w:ascii="Times New Roman" w:hAnsi="Times New Roman" w:cs="Times New Roman"/>
-        </w:rPr>
-        <w:t xml:space="preserve">    C. Đổi tên tác giả         D. Tự nhận là của mình</w:t>
-      </w:r>
-    </w:p>
-    <w:p>
-      <w:pPr>
+        <w:keepNext/>
+        <w:spacing w:before="0" w:after="20" w:line="276" w:lineRule="auto"/>
+        <w:ind w:left="360"/>
+      </w:pPr>
+      <w:r>
+        <w:rPr>
+          <w:rFonts w:ascii="Times New Roman" w:hAnsi="Times New Roman"/>
+          <w:b w:val="0"/>
+          <w:i w:val="0"/>
+          <w:sz w:val="24"/>
+          <w:rFonts w:ascii="Times New Roman" w:hAnsi="Times New Roman" w:cs="Times New Roman"/>
+        </w:rPr>
+        <w:t>A. Xóa tên tác giả</w:t>
+      </w:r>
+    </w:p>
+    <w:p>
+      <w:pPr>
+        <w:keepNext/>
+        <w:spacing w:before="0" w:after="20" w:line="276" w:lineRule="auto"/>
+        <w:ind w:left="360"/>
+      </w:pPr>
+      <w:r>
+        <w:rPr>
+          <w:rFonts w:ascii="Times New Roman" w:hAnsi="Times New Roman"/>
+          <w:b w:val="0"/>
+          <w:i w:val="0"/>
+          <w:sz w:val="24"/>
+          <w:rFonts w:ascii="Times New Roman" w:hAnsi="Times New Roman" w:cs="Times New Roman"/>
+        </w:rPr>
+        <w:t>B. Ghi rõ tên tác giả và đường liên kết khi sử dụng thông tin</w:t>
+      </w:r>
+    </w:p>
+    <w:p>
+      <w:pPr>
+        <w:keepNext/>
+        <w:spacing w:before="0" w:after="20" w:line="276" w:lineRule="auto"/>
+        <w:ind w:left="360"/>
+      </w:pPr>
+      <w:r>
+        <w:rPr>
+          <w:rFonts w:ascii="Times New Roman" w:hAnsi="Times New Roman"/>
+          <w:b w:val="0"/>
+          <w:i w:val="0"/>
+          <w:sz w:val="24"/>
+          <w:rFonts w:ascii="Times New Roman" w:hAnsi="Times New Roman" w:cs="Times New Roman"/>
+        </w:rPr>
+        <w:t>C. Đổi tên tác giả</w:t>
+      </w:r>
+    </w:p>
+    <w:p>
+      <w:pPr>
+        <w:spacing w:before="0" w:after="50" w:line="276" w:lineRule="auto"/>
+        <w:ind w:left="360"/>
+      </w:pPr>
+      <w:r>
+        <w:rPr>
+          <w:rFonts w:ascii="Times New Roman" w:hAnsi="Times New Roman"/>
+          <w:b w:val="0"/>
+          <w:i w:val="0"/>
+          <w:sz w:val="24"/>
+          <w:rFonts w:ascii="Times New Roman" w:hAnsi="Times New Roman" w:cs="Times New Roman"/>
+        </w:rPr>
+        <w:t>D. Tự nhận là của mình</w:t>
+      </w:r>
+    </w:p>
+    <w:p>
+      <w:pPr>
+        <w:keepNext/>
         <w:spacing w:before="80" w:after="40" w:line="276" w:lineRule="auto"/>
         <w:jc w:val="left"/>
       </w:pPr>
@@ -2892,38 +3725,74 @@
     </w:p>
     <w:p>
       <w:pPr>
-        <w:spacing w:before="0" w:after="20" w:line="276" w:lineRule="auto"/>
-        <w:jc w:val="left"/>
-      </w:pPr>
-      <w:r>
-        <w:rPr>
-          <w:rFonts w:ascii="Times New Roman" w:hAnsi="Times New Roman"/>
-          <w:b w:val="0"/>
-          <w:i w:val="0"/>
-          <w:sz w:val="24"/>
-          <w:rFonts w:ascii="Times New Roman" w:hAnsi="Times New Roman" w:cs="Times New Roman"/>
-        </w:rPr>
-        <w:t xml:space="preserve">    A. Sao chép thoải mái         B. Tôn trọng bản quyền, trích dẫn nguồn, kiểm chứng thông tin</w:t>
-      </w:r>
-    </w:p>
-    <w:p>
-      <w:pPr>
-        <w:spacing w:before="0" w:after="40" w:line="276" w:lineRule="auto"/>
-        <w:jc w:val="left"/>
-      </w:pPr>
-      <w:r>
-        <w:rPr>
-          <w:rFonts w:ascii="Times New Roman" w:hAnsi="Times New Roman"/>
-          <w:b w:val="0"/>
-          <w:i w:val="0"/>
-          <w:sz w:val="24"/>
-          <w:rFonts w:ascii="Times New Roman" w:hAnsi="Times New Roman" w:cs="Times New Roman"/>
-        </w:rPr>
-        <w:t xml:space="preserve">    C. Không cần ghi nguồn         D. Tin tất cả thông tin trên mạng</w:t>
-      </w:r>
-    </w:p>
-    <w:p>
-      <w:pPr>
+        <w:keepNext/>
+        <w:spacing w:before="0" w:after="20" w:line="276" w:lineRule="auto"/>
+        <w:ind w:left="360"/>
+      </w:pPr>
+      <w:r>
+        <w:rPr>
+          <w:rFonts w:ascii="Times New Roman" w:hAnsi="Times New Roman"/>
+          <w:b w:val="0"/>
+          <w:i w:val="0"/>
+          <w:sz w:val="24"/>
+          <w:rFonts w:ascii="Times New Roman" w:hAnsi="Times New Roman" w:cs="Times New Roman"/>
+        </w:rPr>
+        <w:t>A. Sao chép thoải mái</w:t>
+      </w:r>
+    </w:p>
+    <w:p>
+      <w:pPr>
+        <w:keepNext/>
+        <w:spacing w:before="0" w:after="20" w:line="276" w:lineRule="auto"/>
+        <w:ind w:left="360"/>
+      </w:pPr>
+      <w:r>
+        <w:rPr>
+          <w:rFonts w:ascii="Times New Roman" w:hAnsi="Times New Roman"/>
+          <w:b w:val="0"/>
+          <w:i w:val="0"/>
+          <w:sz w:val="24"/>
+          <w:rFonts w:ascii="Times New Roman" w:hAnsi="Times New Roman" w:cs="Times New Roman"/>
+        </w:rPr>
+        <w:t>B. Tôn trọng bản quyền, trích dẫn nguồn, kiểm chứng thông tin</w:t>
+      </w:r>
+    </w:p>
+    <w:p>
+      <w:pPr>
+        <w:keepNext/>
+        <w:spacing w:before="0" w:after="20" w:line="276" w:lineRule="auto"/>
+        <w:ind w:left="360"/>
+      </w:pPr>
+      <w:r>
+        <w:rPr>
+          <w:rFonts w:ascii="Times New Roman" w:hAnsi="Times New Roman"/>
+          <w:b w:val="0"/>
+          <w:i w:val="0"/>
+          <w:sz w:val="24"/>
+          <w:rFonts w:ascii="Times New Roman" w:hAnsi="Times New Roman" w:cs="Times New Roman"/>
+        </w:rPr>
+        <w:t>C. Không cần ghi nguồn</w:t>
+      </w:r>
+    </w:p>
+    <w:p>
+      <w:pPr>
+        <w:spacing w:before="0" w:after="50" w:line="276" w:lineRule="auto"/>
+        <w:ind w:left="360"/>
+      </w:pPr>
+      <w:r>
+        <w:rPr>
+          <w:rFonts w:ascii="Times New Roman" w:hAnsi="Times New Roman"/>
+          <w:b w:val="0"/>
+          <w:i w:val="0"/>
+          <w:sz w:val="24"/>
+          <w:rFonts w:ascii="Times New Roman" w:hAnsi="Times New Roman" w:cs="Times New Roman"/>
+        </w:rPr>
+        <w:t>D. Tin tất cả thông tin trên mạng</w:t>
+      </w:r>
+    </w:p>
+    <w:p>
+      <w:pPr>
+        <w:keepNext/>
         <w:spacing w:before="80" w:after="40" w:line="276" w:lineRule="auto"/>
         <w:jc w:val="left"/>
       </w:pPr>
@@ -2940,38 +3809,74 @@
     </w:p>
     <w:p>
       <w:pPr>
-        <w:spacing w:before="0" w:after="20" w:line="276" w:lineRule="auto"/>
-        <w:jc w:val="left"/>
-      </w:pPr>
-      <w:r>
-        <w:rPr>
-          <w:rFonts w:ascii="Times New Roman" w:hAnsi="Times New Roman"/>
-          <w:b w:val="0"/>
-          <w:i w:val="0"/>
-          <w:sz w:val="24"/>
-          <w:rFonts w:ascii="Times New Roman" w:hAnsi="Times New Roman" w:cs="Times New Roman"/>
-        </w:rPr>
-        <w:t xml:space="preserve">    A. Chỉ để chơi game         B. Giúp em học tập hiệu quả, giải quyết vấn đề trong cuộc sống</w:t>
-      </w:r>
-    </w:p>
-    <w:p>
-      <w:pPr>
-        <w:spacing w:before="0" w:after="40" w:line="276" w:lineRule="auto"/>
-        <w:jc w:val="left"/>
-      </w:pPr>
-      <w:r>
-        <w:rPr>
-          <w:rFonts w:ascii="Times New Roman" w:hAnsi="Times New Roman"/>
-          <w:b w:val="0"/>
-          <w:i w:val="0"/>
-          <w:sz w:val="24"/>
-          <w:rFonts w:ascii="Times New Roman" w:hAnsi="Times New Roman" w:cs="Times New Roman"/>
-        </w:rPr>
-        <w:t xml:space="preserve">    C. Chỉ để xem phim         D. Không quan trọng</w:t>
-      </w:r>
-    </w:p>
-    <w:p>
-      <w:pPr>
+        <w:keepNext/>
+        <w:spacing w:before="0" w:after="20" w:line="276" w:lineRule="auto"/>
+        <w:ind w:left="360"/>
+      </w:pPr>
+      <w:r>
+        <w:rPr>
+          <w:rFonts w:ascii="Times New Roman" w:hAnsi="Times New Roman"/>
+          <w:b w:val="0"/>
+          <w:i w:val="0"/>
+          <w:sz w:val="24"/>
+          <w:rFonts w:ascii="Times New Roman" w:hAnsi="Times New Roman" w:cs="Times New Roman"/>
+        </w:rPr>
+        <w:t>A. Chỉ để chơi game</w:t>
+      </w:r>
+    </w:p>
+    <w:p>
+      <w:pPr>
+        <w:keepNext/>
+        <w:spacing w:before="0" w:after="20" w:line="276" w:lineRule="auto"/>
+        <w:ind w:left="360"/>
+      </w:pPr>
+      <w:r>
+        <w:rPr>
+          <w:rFonts w:ascii="Times New Roman" w:hAnsi="Times New Roman"/>
+          <w:b w:val="0"/>
+          <w:i w:val="0"/>
+          <w:sz w:val="24"/>
+          <w:rFonts w:ascii="Times New Roman" w:hAnsi="Times New Roman" w:cs="Times New Roman"/>
+        </w:rPr>
+        <w:t>B. Giúp em học tập hiệu quả, giải quyết vấn đề trong cuộc sống</w:t>
+      </w:r>
+    </w:p>
+    <w:p>
+      <w:pPr>
+        <w:keepNext/>
+        <w:spacing w:before="0" w:after="20" w:line="276" w:lineRule="auto"/>
+        <w:ind w:left="360"/>
+      </w:pPr>
+      <w:r>
+        <w:rPr>
+          <w:rFonts w:ascii="Times New Roman" w:hAnsi="Times New Roman"/>
+          <w:b w:val="0"/>
+          <w:i w:val="0"/>
+          <w:sz w:val="24"/>
+          <w:rFonts w:ascii="Times New Roman" w:hAnsi="Times New Roman" w:cs="Times New Roman"/>
+        </w:rPr>
+        <w:t>C. Chỉ để xem phim</w:t>
+      </w:r>
+    </w:p>
+    <w:p>
+      <w:pPr>
+        <w:spacing w:before="0" w:after="50" w:line="276" w:lineRule="auto"/>
+        <w:ind w:left="360"/>
+      </w:pPr>
+      <w:r>
+        <w:rPr>
+          <w:rFonts w:ascii="Times New Roman" w:hAnsi="Times New Roman"/>
+          <w:b w:val="0"/>
+          <w:i w:val="0"/>
+          <w:sz w:val="24"/>
+          <w:rFonts w:ascii="Times New Roman" w:hAnsi="Times New Roman" w:cs="Times New Roman"/>
+        </w:rPr>
+        <w:t>D. Không quan trọng</w:t>
+      </w:r>
+    </w:p>
+    <w:p>
+      <w:pPr>
+        <w:keepNext/>
         <w:spacing w:before="80" w:after="40" w:line="276" w:lineRule="auto"/>
         <w:jc w:val="left"/>
       </w:pPr>
@@ -2988,38 +3893,74 @@
     </w:p>
     <w:p>
       <w:pPr>
-        <w:spacing w:before="0" w:after="20" w:line="276" w:lineRule="auto"/>
-        <w:jc w:val="left"/>
-      </w:pPr>
-      <w:r>
-        <w:rPr>
-          <w:rFonts w:ascii="Times New Roman" w:hAnsi="Times New Roman"/>
-          <w:b w:val="0"/>
-          <w:i w:val="0"/>
-          <w:sz w:val="24"/>
-          <w:rFonts w:ascii="Times New Roman" w:hAnsi="Times New Roman" w:cs="Times New Roman"/>
-        </w:rPr>
-        <w:t xml:space="preserve">    A. Là thư mục         B. Là đơn vị lưu trữ dữ liệu trên máy tính (văn bản, hình ảnh, nhạc...)</w:t>
-      </w:r>
-    </w:p>
-    <w:p>
-      <w:pPr>
-        <w:spacing w:before="0" w:after="40" w:line="276" w:lineRule="auto"/>
-        <w:jc w:val="left"/>
-      </w:pPr>
-      <w:r>
-        <w:rPr>
-          <w:rFonts w:ascii="Times New Roman" w:hAnsi="Times New Roman"/>
-          <w:b w:val="0"/>
-          <w:i w:val="0"/>
-          <w:sz w:val="24"/>
-          <w:rFonts w:ascii="Times New Roman" w:hAnsi="Times New Roman" w:cs="Times New Roman"/>
-        </w:rPr>
-        <w:t xml:space="preserve">    C. Là ổ cứng         D. Là màn hình</w:t>
-      </w:r>
-    </w:p>
-    <w:p>
-      <w:pPr>
+        <w:keepNext/>
+        <w:spacing w:before="0" w:after="20" w:line="276" w:lineRule="auto"/>
+        <w:ind w:left="360"/>
+      </w:pPr>
+      <w:r>
+        <w:rPr>
+          <w:rFonts w:ascii="Times New Roman" w:hAnsi="Times New Roman"/>
+          <w:b w:val="0"/>
+          <w:i w:val="0"/>
+          <w:sz w:val="24"/>
+          <w:rFonts w:ascii="Times New Roman" w:hAnsi="Times New Roman" w:cs="Times New Roman"/>
+        </w:rPr>
+        <w:t>A. Là thư mục</w:t>
+      </w:r>
+    </w:p>
+    <w:p>
+      <w:pPr>
+        <w:keepNext/>
+        <w:spacing w:before="0" w:after="20" w:line="276" w:lineRule="auto"/>
+        <w:ind w:left="360"/>
+      </w:pPr>
+      <w:r>
+        <w:rPr>
+          <w:rFonts w:ascii="Times New Roman" w:hAnsi="Times New Roman"/>
+          <w:b w:val="0"/>
+          <w:i w:val="0"/>
+          <w:sz w:val="24"/>
+          <w:rFonts w:ascii="Times New Roman" w:hAnsi="Times New Roman" w:cs="Times New Roman"/>
+        </w:rPr>
+        <w:t>B. Là đơn vị lưu trữ dữ liệu trên máy tính (văn bản, hình ảnh, nhạc...)</w:t>
+      </w:r>
+    </w:p>
+    <w:p>
+      <w:pPr>
+        <w:keepNext/>
+        <w:spacing w:before="0" w:after="20" w:line="276" w:lineRule="auto"/>
+        <w:ind w:left="360"/>
+      </w:pPr>
+      <w:r>
+        <w:rPr>
+          <w:rFonts w:ascii="Times New Roman" w:hAnsi="Times New Roman"/>
+          <w:b w:val="0"/>
+          <w:i w:val="0"/>
+          <w:sz w:val="24"/>
+          <w:rFonts w:ascii="Times New Roman" w:hAnsi="Times New Roman" w:cs="Times New Roman"/>
+        </w:rPr>
+        <w:t>C. Là ổ cứng</w:t>
+      </w:r>
+    </w:p>
+    <w:p>
+      <w:pPr>
+        <w:spacing w:before="0" w:after="50" w:line="276" w:lineRule="auto"/>
+        <w:ind w:left="360"/>
+      </w:pPr>
+      <w:r>
+        <w:rPr>
+          <w:rFonts w:ascii="Times New Roman" w:hAnsi="Times New Roman"/>
+          <w:b w:val="0"/>
+          <w:i w:val="0"/>
+          <w:sz w:val="24"/>
+          <w:rFonts w:ascii="Times New Roman" w:hAnsi="Times New Roman" w:cs="Times New Roman"/>
+        </w:rPr>
+        <w:t>D. Là màn hình</w:t>
+      </w:r>
+    </w:p>
+    <w:p>
+      <w:pPr>
+        <w:keepNext/>
         <w:spacing w:before="80" w:after="40" w:line="276" w:lineRule="auto"/>
         <w:jc w:val="left"/>
       </w:pPr>
@@ -3036,38 +3977,74 @@
     </w:p>
     <w:p>
       <w:pPr>
-        <w:spacing w:before="0" w:after="20" w:line="276" w:lineRule="auto"/>
-        <w:jc w:val="left"/>
-      </w:pPr>
-      <w:r>
-        <w:rPr>
-          <w:rFonts w:ascii="Times New Roman" w:hAnsi="Times New Roman"/>
-          <w:b w:val="0"/>
-          <w:i w:val="0"/>
-          <w:sz w:val="24"/>
-          <w:rFonts w:ascii="Times New Roman" w:hAnsi="Times New Roman" w:cs="Times New Roman"/>
-        </w:rPr>
-        <w:t xml:space="preserve">    A. Hiển thị hình ảnh         B. Chứa và sắp xếp các tệp cho gọn gàng</w:t>
-      </w:r>
-    </w:p>
-    <w:p>
-      <w:pPr>
-        <w:spacing w:before="0" w:after="40" w:line="276" w:lineRule="auto"/>
-        <w:jc w:val="left"/>
-      </w:pPr>
-      <w:r>
-        <w:rPr>
-          <w:rFonts w:ascii="Times New Roman" w:hAnsi="Times New Roman"/>
-          <w:b w:val="0"/>
-          <w:i w:val="0"/>
-          <w:sz w:val="24"/>
-          <w:rFonts w:ascii="Times New Roman" w:hAnsi="Times New Roman" w:cs="Times New Roman"/>
-        </w:rPr>
-        <w:t xml:space="preserve">    C. Phát nhạc         D. Kết nối Internet</w:t>
-      </w:r>
-    </w:p>
-    <w:p>
-      <w:pPr>
+        <w:keepNext/>
+        <w:spacing w:before="0" w:after="20" w:line="276" w:lineRule="auto"/>
+        <w:ind w:left="360"/>
+      </w:pPr>
+      <w:r>
+        <w:rPr>
+          <w:rFonts w:ascii="Times New Roman" w:hAnsi="Times New Roman"/>
+          <w:b w:val="0"/>
+          <w:i w:val="0"/>
+          <w:sz w:val="24"/>
+          <w:rFonts w:ascii="Times New Roman" w:hAnsi="Times New Roman" w:cs="Times New Roman"/>
+        </w:rPr>
+        <w:t>A. Hiển thị hình ảnh</w:t>
+      </w:r>
+    </w:p>
+    <w:p>
+      <w:pPr>
+        <w:keepNext/>
+        <w:spacing w:before="0" w:after="20" w:line="276" w:lineRule="auto"/>
+        <w:ind w:left="360"/>
+      </w:pPr>
+      <w:r>
+        <w:rPr>
+          <w:rFonts w:ascii="Times New Roman" w:hAnsi="Times New Roman"/>
+          <w:b w:val="0"/>
+          <w:i w:val="0"/>
+          <w:sz w:val="24"/>
+          <w:rFonts w:ascii="Times New Roman" w:hAnsi="Times New Roman" w:cs="Times New Roman"/>
+        </w:rPr>
+        <w:t>B. Chứa và sắp xếp các tệp cho gọn gàng</w:t>
+      </w:r>
+    </w:p>
+    <w:p>
+      <w:pPr>
+        <w:keepNext/>
+        <w:spacing w:before="0" w:after="20" w:line="276" w:lineRule="auto"/>
+        <w:ind w:left="360"/>
+      </w:pPr>
+      <w:r>
+        <w:rPr>
+          <w:rFonts w:ascii="Times New Roman" w:hAnsi="Times New Roman"/>
+          <w:b w:val="0"/>
+          <w:i w:val="0"/>
+          <w:sz w:val="24"/>
+          <w:rFonts w:ascii="Times New Roman" w:hAnsi="Times New Roman" w:cs="Times New Roman"/>
+        </w:rPr>
+        <w:t>C. Phát nhạc</w:t>
+      </w:r>
+    </w:p>
+    <w:p>
+      <w:pPr>
+        <w:spacing w:before="0" w:after="50" w:line="276" w:lineRule="auto"/>
+        <w:ind w:left="360"/>
+      </w:pPr>
+      <w:r>
+        <w:rPr>
+          <w:rFonts w:ascii="Times New Roman" w:hAnsi="Times New Roman"/>
+          <w:b w:val="0"/>
+          <w:i w:val="0"/>
+          <w:sz w:val="24"/>
+          <w:rFonts w:ascii="Times New Roman" w:hAnsi="Times New Roman" w:cs="Times New Roman"/>
+        </w:rPr>
+        <w:t>D. Kết nối Internet</w:t>
+      </w:r>
+    </w:p>
+    <w:p>
+      <w:pPr>
+        <w:keepNext/>
         <w:spacing w:before="80" w:after="40" w:line="276" w:lineRule="auto"/>
         <w:jc w:val="left"/>
       </w:pPr>
@@ -3084,38 +4061,74 @@
     </w:p>
     <w:p>
       <w:pPr>
-        <w:spacing w:before="0" w:after="20" w:line="276" w:lineRule="auto"/>
-        <w:jc w:val="left"/>
-      </w:pPr>
-      <w:r>
-        <w:rPr>
-          <w:rFonts w:ascii="Times New Roman" w:hAnsi="Times New Roman"/>
-          <w:b w:val="0"/>
-          <w:i w:val="0"/>
-          <w:sz w:val="24"/>
-          <w:rFonts w:ascii="Times New Roman" w:hAnsi="Times New Roman" w:cs="Times New Roman"/>
-        </w:rPr>
-        <w:t xml:space="preserve">    A. Một loại cây trong sân trường         B. Cách tổ chức thư mục theo cấp bậc: thư mục mẹ chứa thư mục con</w:t>
-      </w:r>
-    </w:p>
-    <w:p>
-      <w:pPr>
-        <w:spacing w:before="0" w:after="40" w:line="276" w:lineRule="auto"/>
-        <w:jc w:val="left"/>
-      </w:pPr>
-      <w:r>
-        <w:rPr>
-          <w:rFonts w:ascii="Times New Roman" w:hAnsi="Times New Roman"/>
-          <w:b w:val="0"/>
-          <w:i w:val="0"/>
-          <w:sz w:val="24"/>
-          <w:rFonts w:ascii="Times New Roman" w:hAnsi="Times New Roman" w:cs="Times New Roman"/>
-        </w:rPr>
-        <w:t xml:space="preserve">    C. Một trò chơi         D. Một phần mềm</w:t>
-      </w:r>
-    </w:p>
-    <w:p>
-      <w:pPr>
+        <w:keepNext/>
+        <w:spacing w:before="0" w:after="20" w:line="276" w:lineRule="auto"/>
+        <w:ind w:left="360"/>
+      </w:pPr>
+      <w:r>
+        <w:rPr>
+          <w:rFonts w:ascii="Times New Roman" w:hAnsi="Times New Roman"/>
+          <w:b w:val="0"/>
+          <w:i w:val="0"/>
+          <w:sz w:val="24"/>
+          <w:rFonts w:ascii="Times New Roman" w:hAnsi="Times New Roman" w:cs="Times New Roman"/>
+        </w:rPr>
+        <w:t>A. Một loại cây trong sân trường</w:t>
+      </w:r>
+    </w:p>
+    <w:p>
+      <w:pPr>
+        <w:keepNext/>
+        <w:spacing w:before="0" w:after="20" w:line="276" w:lineRule="auto"/>
+        <w:ind w:left="360"/>
+      </w:pPr>
+      <w:r>
+        <w:rPr>
+          <w:rFonts w:ascii="Times New Roman" w:hAnsi="Times New Roman"/>
+          <w:b w:val="0"/>
+          <w:i w:val="0"/>
+          <w:sz w:val="24"/>
+          <w:rFonts w:ascii="Times New Roman" w:hAnsi="Times New Roman" w:cs="Times New Roman"/>
+        </w:rPr>
+        <w:t>B. Cách tổ chức thư mục theo cấp bậc: thư mục mẹ chứa thư mục con</w:t>
+      </w:r>
+    </w:p>
+    <w:p>
+      <w:pPr>
+        <w:keepNext/>
+        <w:spacing w:before="0" w:after="20" w:line="276" w:lineRule="auto"/>
+        <w:ind w:left="360"/>
+      </w:pPr>
+      <w:r>
+        <w:rPr>
+          <w:rFonts w:ascii="Times New Roman" w:hAnsi="Times New Roman"/>
+          <w:b w:val="0"/>
+          <w:i w:val="0"/>
+          <w:sz w:val="24"/>
+          <w:rFonts w:ascii="Times New Roman" w:hAnsi="Times New Roman" w:cs="Times New Roman"/>
+        </w:rPr>
+        <w:t>C. Một trò chơi</w:t>
+      </w:r>
+    </w:p>
+    <w:p>
+      <w:pPr>
+        <w:spacing w:before="0" w:after="50" w:line="276" w:lineRule="auto"/>
+        <w:ind w:left="360"/>
+      </w:pPr>
+      <w:r>
+        <w:rPr>
+          <w:rFonts w:ascii="Times New Roman" w:hAnsi="Times New Roman"/>
+          <w:b w:val="0"/>
+          <w:i w:val="0"/>
+          <w:sz w:val="24"/>
+          <w:rFonts w:ascii="Times New Roman" w:hAnsi="Times New Roman" w:cs="Times New Roman"/>
+        </w:rPr>
+        <w:t>D. Một phần mềm</w:t>
+      </w:r>
+    </w:p>
+    <w:p>
+      <w:pPr>
+        <w:keepNext/>
         <w:spacing w:before="80" w:after="40" w:line="276" w:lineRule="auto"/>
         <w:jc w:val="left"/>
       </w:pPr>
@@ -3132,38 +4145,52 @@
     </w:p>
     <w:p>
       <w:pPr>
-        <w:spacing w:before="0" w:after="20" w:line="276" w:lineRule="auto"/>
-        <w:jc w:val="left"/>
-      </w:pPr>
-      <w:r>
-        <w:rPr>
-          <w:rFonts w:ascii="Times New Roman" w:hAnsi="Times New Roman"/>
-          <w:b w:val="0"/>
-          <w:i w:val="0"/>
-          <w:sz w:val="24"/>
-          <w:rFonts w:ascii="Times New Roman" w:hAnsi="Times New Roman" w:cs="Times New Roman"/>
-        </w:rPr>
-        <w:t xml:space="preserve">    A. Hình ảnh         B. Tệp văn bản Word</w:t>
-      </w:r>
-    </w:p>
-    <w:p>
-      <w:pPr>
-        <w:spacing w:before="0" w:after="40" w:line="276" w:lineRule="auto"/>
-        <w:jc w:val="left"/>
-      </w:pPr>
-      <w:r>
-        <w:rPr>
-          <w:rFonts w:ascii="Times New Roman" w:hAnsi="Times New Roman"/>
-          <w:b w:val="0"/>
-          <w:i w:val="0"/>
-          <w:sz w:val="24"/>
-          <w:rFonts w:ascii="Times New Roman" w:hAnsi="Times New Roman" w:cs="Times New Roman"/>
-        </w:rPr>
-        <w:t xml:space="preserve">    C. Tệp nhạc         D. Tệp video</w:t>
-      </w:r>
-    </w:p>
-    <w:p>
-      <w:pPr>
+        <w:keepNext/>
+        <w:tabs>
+          <w:tab w:pos="360" w:val="left"/>
+          <w:tab w:pos="5112" w:val="left"/>
+        </w:tabs>
+        <w:spacing w:before="0" w:after="20" w:line="276" w:lineRule="auto"/>
+      </w:pPr>
+      <w:r>
+        <w:rPr>
+          <w:rFonts w:ascii="Times New Roman" w:hAnsi="Times New Roman"/>
+          <w:b w:val="0"/>
+          <w:i w:val="0"/>
+          <w:sz w:val="24"/>
+          <w:rFonts w:ascii="Times New Roman" w:hAnsi="Times New Roman" w:cs="Times New Roman"/>
+        </w:rPr>
+        <w:tab/>
+        <w:t>A. Hình ảnh</w:t>
+        <w:tab/>
+        <w:t>B. Tệp văn bản Word</w:t>
+      </w:r>
+    </w:p>
+    <w:p>
+      <w:pPr>
+        <w:tabs>
+          <w:tab w:pos="360" w:val="left"/>
+          <w:tab w:pos="5112" w:val="left"/>
+        </w:tabs>
+        <w:spacing w:before="0" w:after="50" w:line="276" w:lineRule="auto"/>
+      </w:pPr>
+      <w:r>
+        <w:rPr>
+          <w:rFonts w:ascii="Times New Roman" w:hAnsi="Times New Roman"/>
+          <w:b w:val="0"/>
+          <w:i w:val="0"/>
+          <w:sz w:val="24"/>
+          <w:rFonts w:ascii="Times New Roman" w:hAnsi="Times New Roman" w:cs="Times New Roman"/>
+        </w:rPr>
+        <w:tab/>
+        <w:t>C. Tệp nhạc</w:t>
+        <w:tab/>
+        <w:t>D. Tệp video</w:t>
+      </w:r>
+    </w:p>
+    <w:p>
+      <w:pPr>
+        <w:keepNext/>
         <w:spacing w:before="80" w:after="40" w:line="276" w:lineRule="auto"/>
         <w:jc w:val="left"/>
       </w:pPr>
@@ -3180,38 +4207,35 @@
     </w:p>
     <w:p>
       <w:pPr>
-        <w:spacing w:before="0" w:after="20" w:line="276" w:lineRule="auto"/>
-        <w:jc w:val="left"/>
-      </w:pPr>
-      <w:r>
-        <w:rPr>
-          <w:rFonts w:ascii="Times New Roman" w:hAnsi="Times New Roman"/>
-          <w:b w:val="0"/>
-          <w:i w:val="0"/>
-          <w:sz w:val="24"/>
-          <w:rFonts w:ascii="Times New Roman" w:hAnsi="Times New Roman" w:cs="Times New Roman"/>
-        </w:rPr>
-        <w:t xml:space="preserve">    A. Văn bản         B. Hình ảnh</w:t>
-      </w:r>
-    </w:p>
-    <w:p>
-      <w:pPr>
-        <w:spacing w:before="0" w:after="40" w:line="276" w:lineRule="auto"/>
-        <w:jc w:val="left"/>
-      </w:pPr>
-      <w:r>
-        <w:rPr>
-          <w:rFonts w:ascii="Times New Roman" w:hAnsi="Times New Roman"/>
-          <w:b w:val="0"/>
-          <w:i w:val="0"/>
-          <w:sz w:val="24"/>
-          <w:rFonts w:ascii="Times New Roman" w:hAnsi="Times New Roman" w:cs="Times New Roman"/>
-        </w:rPr>
-        <w:t xml:space="preserve">    C. Âm thanh         D. Video</w:t>
-      </w:r>
-    </w:p>
-    <w:p>
-      <w:pPr>
+        <w:tabs>
+          <w:tab w:pos="360" w:val="left"/>
+          <w:tab w:pos="2664" w:val="left"/>
+          <w:tab w:pos="4968" w:val="left"/>
+          <w:tab w:pos="7272" w:val="left"/>
+        </w:tabs>
+        <w:spacing w:before="0" w:after="50" w:line="276" w:lineRule="auto"/>
+      </w:pPr>
+      <w:r>
+        <w:rPr>
+          <w:rFonts w:ascii="Times New Roman" w:hAnsi="Times New Roman"/>
+          <w:b w:val="0"/>
+          <w:i w:val="0"/>
+          <w:sz w:val="24"/>
+          <w:rFonts w:ascii="Times New Roman" w:hAnsi="Times New Roman" w:cs="Times New Roman"/>
+        </w:rPr>
+        <w:tab/>
+        <w:t>A. Văn bản</w:t>
+        <w:tab/>
+        <w:t>B. Hình ảnh</w:t>
+        <w:tab/>
+        <w:t>C. Âm thanh</w:t>
+        <w:tab/>
+        <w:t>D. Video</w:t>
+      </w:r>
+    </w:p>
+    <w:p>
+      <w:pPr>
+        <w:keepNext/>
         <w:spacing w:before="80" w:after="40" w:line="276" w:lineRule="auto"/>
         <w:jc w:val="left"/>
       </w:pPr>
@@ -3228,38 +4252,35 @@
     </w:p>
     <w:p>
       <w:pPr>
-        <w:spacing w:before="0" w:after="20" w:line="276" w:lineRule="auto"/>
-        <w:jc w:val="left"/>
-      </w:pPr>
-      <w:r>
-        <w:rPr>
-          <w:rFonts w:ascii="Times New Roman" w:hAnsi="Times New Roman"/>
-          <w:b w:val="0"/>
-          <w:i w:val="0"/>
-          <w:sz w:val="24"/>
-          <w:rFonts w:ascii="Times New Roman" w:hAnsi="Times New Roman" w:cs="Times New Roman"/>
-        </w:rPr>
-        <w:t xml:space="preserve">    A. Delete         B. New → Folder</w:t>
-      </w:r>
-    </w:p>
-    <w:p>
-      <w:pPr>
-        <w:spacing w:before="0" w:after="40" w:line="276" w:lineRule="auto"/>
-        <w:jc w:val="left"/>
-      </w:pPr>
-      <w:r>
-        <w:rPr>
-          <w:rFonts w:ascii="Times New Roman" w:hAnsi="Times New Roman"/>
-          <w:b w:val="0"/>
-          <w:i w:val="0"/>
-          <w:sz w:val="24"/>
-          <w:rFonts w:ascii="Times New Roman" w:hAnsi="Times New Roman" w:cs="Times New Roman"/>
-        </w:rPr>
-        <w:t xml:space="preserve">    C. Copy         D. Rename</w:t>
-      </w:r>
-    </w:p>
-    <w:p>
-      <w:pPr>
+        <w:tabs>
+          <w:tab w:pos="360" w:val="left"/>
+          <w:tab w:pos="2664" w:val="left"/>
+          <w:tab w:pos="4968" w:val="left"/>
+          <w:tab w:pos="7272" w:val="left"/>
+        </w:tabs>
+        <w:spacing w:before="0" w:after="50" w:line="276" w:lineRule="auto"/>
+      </w:pPr>
+      <w:r>
+        <w:rPr>
+          <w:rFonts w:ascii="Times New Roman" w:hAnsi="Times New Roman"/>
+          <w:b w:val="0"/>
+          <w:i w:val="0"/>
+          <w:sz w:val="24"/>
+          <w:rFonts w:ascii="Times New Roman" w:hAnsi="Times New Roman" w:cs="Times New Roman"/>
+        </w:rPr>
+        <w:tab/>
+        <w:t>A. Delete</w:t>
+        <w:tab/>
+        <w:t>B. New → Folder</w:t>
+        <w:tab/>
+        <w:t>C. Copy</w:t>
+        <w:tab/>
+        <w:t>D. Rename</w:t>
+      </w:r>
+    </w:p>
+    <w:p>
+      <w:pPr>
+        <w:keepNext/>
         <w:spacing w:before="80" w:after="40" w:line="276" w:lineRule="auto"/>
         <w:jc w:val="left"/>
       </w:pPr>
@@ -3276,38 +4297,35 @@
     </w:p>
     <w:p>
       <w:pPr>
-        <w:spacing w:before="0" w:after="20" w:line="276" w:lineRule="auto"/>
-        <w:jc w:val="left"/>
-      </w:pPr>
-      <w:r>
-        <w:rPr>
-          <w:rFonts w:ascii="Times New Roman" w:hAnsi="Times New Roman"/>
-          <w:b w:val="0"/>
-          <w:i w:val="0"/>
-          <w:sz w:val="24"/>
-          <w:rFonts w:ascii="Times New Roman" w:hAnsi="Times New Roman" w:cs="Times New Roman"/>
-        </w:rPr>
-        <w:t xml:space="preserve">    A. Delete         B. Copy</w:t>
-      </w:r>
-    </w:p>
-    <w:p>
-      <w:pPr>
-        <w:spacing w:before="0" w:after="40" w:line="276" w:lineRule="auto"/>
-        <w:jc w:val="left"/>
-      </w:pPr>
-      <w:r>
-        <w:rPr>
-          <w:rFonts w:ascii="Times New Roman" w:hAnsi="Times New Roman"/>
-          <w:b w:val="0"/>
-          <w:i w:val="0"/>
-          <w:sz w:val="24"/>
-          <w:rFonts w:ascii="Times New Roman" w:hAnsi="Times New Roman" w:cs="Times New Roman"/>
-        </w:rPr>
-        <w:t xml:space="preserve">    C. Rename         D. New</w:t>
-      </w:r>
-    </w:p>
-    <w:p>
-      <w:pPr>
+        <w:tabs>
+          <w:tab w:pos="360" w:val="left"/>
+          <w:tab w:pos="2664" w:val="left"/>
+          <w:tab w:pos="4968" w:val="left"/>
+          <w:tab w:pos="7272" w:val="left"/>
+        </w:tabs>
+        <w:spacing w:before="0" w:after="50" w:line="276" w:lineRule="auto"/>
+      </w:pPr>
+      <w:r>
+        <w:rPr>
+          <w:rFonts w:ascii="Times New Roman" w:hAnsi="Times New Roman"/>
+          <w:b w:val="0"/>
+          <w:i w:val="0"/>
+          <w:sz w:val="24"/>
+          <w:rFonts w:ascii="Times New Roman" w:hAnsi="Times New Roman" w:cs="Times New Roman"/>
+        </w:rPr>
+        <w:tab/>
+        <w:t>A. Delete</w:t>
+        <w:tab/>
+        <w:t>B. Copy</w:t>
+        <w:tab/>
+        <w:t>C. Rename</w:t>
+        <w:tab/>
+        <w:t>D. New</w:t>
+      </w:r>
+    </w:p>
+    <w:p>
+      <w:pPr>
+        <w:keepNext/>
         <w:spacing w:before="80" w:after="40" w:line="276" w:lineRule="auto"/>
         <w:jc w:val="left"/>
       </w:pPr>
@@ -3324,38 +4342,74 @@
     </w:p>
     <w:p>
       <w:pPr>
-        <w:spacing w:before="0" w:after="20" w:line="276" w:lineRule="auto"/>
-        <w:jc w:val="left"/>
-      </w:pPr>
-      <w:r>
-        <w:rPr>
-          <w:rFonts w:ascii="Times New Roman" w:hAnsi="Times New Roman"/>
-          <w:b w:val="0"/>
-          <w:i w:val="0"/>
-          <w:sz w:val="24"/>
-          <w:rFonts w:ascii="Times New Roman" w:hAnsi="Times New Roman" w:cs="Times New Roman"/>
-        </w:rPr>
-        <w:t xml:space="preserve">    A. Lưu trữ vĩnh viễn         B. Chứa tạm các tệp/thư mục đã xóa, có thể khôi phục</w:t>
-      </w:r>
-    </w:p>
-    <w:p>
-      <w:pPr>
-        <w:spacing w:before="0" w:after="40" w:line="276" w:lineRule="auto"/>
-        <w:jc w:val="left"/>
-      </w:pPr>
-      <w:r>
-        <w:rPr>
-          <w:rFonts w:ascii="Times New Roman" w:hAnsi="Times New Roman"/>
-          <w:b w:val="0"/>
-          <w:i w:val="0"/>
-          <w:sz w:val="24"/>
-          <w:rFonts w:ascii="Times New Roman" w:hAnsi="Times New Roman" w:cs="Times New Roman"/>
-        </w:rPr>
-        <w:t xml:space="preserve">    C. Tạo tệp mới         D. Kết nối Internet</w:t>
-      </w:r>
-    </w:p>
-    <w:p>
-      <w:pPr>
+        <w:keepNext/>
+        <w:spacing w:before="0" w:after="20" w:line="276" w:lineRule="auto"/>
+        <w:ind w:left="360"/>
+      </w:pPr>
+      <w:r>
+        <w:rPr>
+          <w:rFonts w:ascii="Times New Roman" w:hAnsi="Times New Roman"/>
+          <w:b w:val="0"/>
+          <w:i w:val="0"/>
+          <w:sz w:val="24"/>
+          <w:rFonts w:ascii="Times New Roman" w:hAnsi="Times New Roman" w:cs="Times New Roman"/>
+        </w:rPr>
+        <w:t>A. Lưu trữ vĩnh viễn</w:t>
+      </w:r>
+    </w:p>
+    <w:p>
+      <w:pPr>
+        <w:keepNext/>
+        <w:spacing w:before="0" w:after="20" w:line="276" w:lineRule="auto"/>
+        <w:ind w:left="360"/>
+      </w:pPr>
+      <w:r>
+        <w:rPr>
+          <w:rFonts w:ascii="Times New Roman" w:hAnsi="Times New Roman"/>
+          <w:b w:val="0"/>
+          <w:i w:val="0"/>
+          <w:sz w:val="24"/>
+          <w:rFonts w:ascii="Times New Roman" w:hAnsi="Times New Roman" w:cs="Times New Roman"/>
+        </w:rPr>
+        <w:t>B. Chứa tạm các tệp/thư mục đã xóa, có thể khôi phục</w:t>
+      </w:r>
+    </w:p>
+    <w:p>
+      <w:pPr>
+        <w:keepNext/>
+        <w:spacing w:before="0" w:after="20" w:line="276" w:lineRule="auto"/>
+        <w:ind w:left="360"/>
+      </w:pPr>
+      <w:r>
+        <w:rPr>
+          <w:rFonts w:ascii="Times New Roman" w:hAnsi="Times New Roman"/>
+          <w:b w:val="0"/>
+          <w:i w:val="0"/>
+          <w:sz w:val="24"/>
+          <w:rFonts w:ascii="Times New Roman" w:hAnsi="Times New Roman" w:cs="Times New Roman"/>
+        </w:rPr>
+        <w:t>C. Tạo tệp mới</w:t>
+      </w:r>
+    </w:p>
+    <w:p>
+      <w:pPr>
+        <w:spacing w:before="0" w:after="50" w:line="276" w:lineRule="auto"/>
+        <w:ind w:left="360"/>
+      </w:pPr>
+      <w:r>
+        <w:rPr>
+          <w:rFonts w:ascii="Times New Roman" w:hAnsi="Times New Roman"/>
+          <w:b w:val="0"/>
+          <w:i w:val="0"/>
+          <w:sz w:val="24"/>
+          <w:rFonts w:ascii="Times New Roman" w:hAnsi="Times New Roman" w:cs="Times New Roman"/>
+        </w:rPr>
+        <w:t>D. Kết nối Internet</w:t>
+      </w:r>
+    </w:p>
+    <w:p>
+      <w:pPr>
+        <w:keepNext/>
         <w:spacing w:before="80" w:after="40" w:line="276" w:lineRule="auto"/>
         <w:jc w:val="left"/>
       </w:pPr>
@@ -3372,38 +4426,52 @@
     </w:p>
     <w:p>
       <w:pPr>
-        <w:spacing w:before="0" w:after="20" w:line="276" w:lineRule="auto"/>
-        <w:jc w:val="left"/>
-      </w:pPr>
-      <w:r>
-        <w:rPr>
-          <w:rFonts w:ascii="Times New Roman" w:hAnsi="Times New Roman"/>
-          <w:b w:val="0"/>
-          <w:i w:val="0"/>
-          <w:sz w:val="24"/>
-          <w:rFonts w:ascii="Times New Roman" w:hAnsi="Times New Roman" w:cs="Times New Roman"/>
-        </w:rPr>
-        <w:t xml:space="preserve">    A. Thư mục con         B. Thư mục mẹ (thư mục gốc)</w:t>
-      </w:r>
-    </w:p>
-    <w:p>
-      <w:pPr>
-        <w:spacing w:before="0" w:after="40" w:line="276" w:lineRule="auto"/>
-        <w:jc w:val="left"/>
-      </w:pPr>
-      <w:r>
-        <w:rPr>
-          <w:rFonts w:ascii="Times New Roman" w:hAnsi="Times New Roman"/>
-          <w:b w:val="0"/>
-          <w:i w:val="0"/>
-          <w:sz w:val="24"/>
-          <w:rFonts w:ascii="Times New Roman" w:hAnsi="Times New Roman" w:cs="Times New Roman"/>
-        </w:rPr>
-        <w:t xml:space="preserve">    C. Tệp tin         D. Ổ USB</w:t>
-      </w:r>
-    </w:p>
-    <w:p>
-      <w:pPr>
+        <w:keepNext/>
+        <w:tabs>
+          <w:tab w:pos="360" w:val="left"/>
+          <w:tab w:pos="5112" w:val="left"/>
+        </w:tabs>
+        <w:spacing w:before="0" w:after="20" w:line="276" w:lineRule="auto"/>
+      </w:pPr>
+      <w:r>
+        <w:rPr>
+          <w:rFonts w:ascii="Times New Roman" w:hAnsi="Times New Roman"/>
+          <w:b w:val="0"/>
+          <w:i w:val="0"/>
+          <w:sz w:val="24"/>
+          <w:rFonts w:ascii="Times New Roman" w:hAnsi="Times New Roman" w:cs="Times New Roman"/>
+        </w:rPr>
+        <w:tab/>
+        <w:t>A. Thư mục con</w:t>
+        <w:tab/>
+        <w:t>B. Thư mục mẹ (thư mục gốc)</w:t>
+      </w:r>
+    </w:p>
+    <w:p>
+      <w:pPr>
+        <w:tabs>
+          <w:tab w:pos="360" w:val="left"/>
+          <w:tab w:pos="5112" w:val="left"/>
+        </w:tabs>
+        <w:spacing w:before="0" w:after="50" w:line="276" w:lineRule="auto"/>
+      </w:pPr>
+      <w:r>
+        <w:rPr>
+          <w:rFonts w:ascii="Times New Roman" w:hAnsi="Times New Roman"/>
+          <w:b w:val="0"/>
+          <w:i w:val="0"/>
+          <w:sz w:val="24"/>
+          <w:rFonts w:ascii="Times New Roman" w:hAnsi="Times New Roman" w:cs="Times New Roman"/>
+        </w:rPr>
+        <w:tab/>
+        <w:t>C. Tệp tin</w:t>
+        <w:tab/>
+        <w:t>D. Ổ USB</w:t>
+      </w:r>
+    </w:p>
+    <w:p>
+      <w:pPr>
+        <w:keepNext/>
         <w:spacing w:before="80" w:after="40" w:line="276" w:lineRule="auto"/>
         <w:jc w:val="left"/>
       </w:pPr>
@@ -3420,34 +4488,69 @@
     </w:p>
     <w:p>
       <w:pPr>
-        <w:spacing w:before="0" w:after="20" w:line="276" w:lineRule="auto"/>
-        <w:jc w:val="left"/>
-      </w:pPr>
-      <w:r>
-        <w:rPr>
-          <w:rFonts w:ascii="Times New Roman" w:hAnsi="Times New Roman"/>
-          <w:b w:val="0"/>
-          <w:i w:val="0"/>
-          <w:sz w:val="24"/>
-          <w:rFonts w:ascii="Times New Roman" w:hAnsi="Times New Roman" w:cs="Times New Roman"/>
-        </w:rPr>
-        <w:t xml:space="preserve">    A. Để máy tính đẹp hơn         B. Để dễ tìm kiếm và quản lí dữ liệu</w:t>
-      </w:r>
-    </w:p>
-    <w:p>
-      <w:pPr>
-        <w:spacing w:before="0" w:after="40" w:line="276" w:lineRule="auto"/>
-        <w:jc w:val="left"/>
-      </w:pPr>
-      <w:r>
-        <w:rPr>
-          <w:rFonts w:ascii="Times New Roman" w:hAnsi="Times New Roman"/>
-          <w:b w:val="0"/>
-          <w:i w:val="0"/>
-          <w:sz w:val="24"/>
-          <w:rFonts w:ascii="Times New Roman" w:hAnsi="Times New Roman" w:cs="Times New Roman"/>
-        </w:rPr>
-        <w:t xml:space="preserve">    C. Để máy tính chạy nhanh hơn         D. Để ổ cứng rộng hơn</w:t>
+        <w:keepNext/>
+        <w:spacing w:before="0" w:after="20" w:line="276" w:lineRule="auto"/>
+        <w:ind w:left="360"/>
+      </w:pPr>
+      <w:r>
+        <w:rPr>
+          <w:rFonts w:ascii="Times New Roman" w:hAnsi="Times New Roman"/>
+          <w:b w:val="0"/>
+          <w:i w:val="0"/>
+          <w:sz w:val="24"/>
+          <w:rFonts w:ascii="Times New Roman" w:hAnsi="Times New Roman" w:cs="Times New Roman"/>
+        </w:rPr>
+        <w:t>A. Để máy tính đẹp hơn</w:t>
+      </w:r>
+    </w:p>
+    <w:p>
+      <w:pPr>
+        <w:keepNext/>
+        <w:spacing w:before="0" w:after="20" w:line="276" w:lineRule="auto"/>
+        <w:ind w:left="360"/>
+      </w:pPr>
+      <w:r>
+        <w:rPr>
+          <w:rFonts w:ascii="Times New Roman" w:hAnsi="Times New Roman"/>
+          <w:b w:val="0"/>
+          <w:i w:val="0"/>
+          <w:sz w:val="24"/>
+          <w:rFonts w:ascii="Times New Roman" w:hAnsi="Times New Roman" w:cs="Times New Roman"/>
+        </w:rPr>
+        <w:t>B. Để dễ tìm kiếm và quản lí dữ liệu</w:t>
+      </w:r>
+    </w:p>
+    <w:p>
+      <w:pPr>
+        <w:keepNext/>
+        <w:spacing w:before="0" w:after="20" w:line="276" w:lineRule="auto"/>
+        <w:ind w:left="360"/>
+      </w:pPr>
+      <w:r>
+        <w:rPr>
+          <w:rFonts w:ascii="Times New Roman" w:hAnsi="Times New Roman"/>
+          <w:b w:val="0"/>
+          <w:i w:val="0"/>
+          <w:sz w:val="24"/>
+          <w:rFonts w:ascii="Times New Roman" w:hAnsi="Times New Roman" w:cs="Times New Roman"/>
+        </w:rPr>
+        <w:t>C. Để máy tính chạy nhanh hơn</w:t>
+      </w:r>
+    </w:p>
+    <w:p>
+      <w:pPr>
+        <w:spacing w:before="0" w:after="50" w:line="276" w:lineRule="auto"/>
+        <w:ind w:left="360"/>
+      </w:pPr>
+      <w:r>
+        <w:rPr>
+          <w:rFonts w:ascii="Times New Roman" w:hAnsi="Times New Roman"/>
+          <w:b w:val="0"/>
+          <w:i w:val="0"/>
+          <w:sz w:val="24"/>
+          <w:rFonts w:ascii="Times New Roman" w:hAnsi="Times New Roman" w:cs="Times New Roman"/>
+        </w:rPr>
+        <w:t>D. Để ổ cứng rộng hơn</w:t>
       </w:r>
     </w:p>
     <w:p>
